--- a/1-manuscript-current/1-HCB Revised 2026/HCB_2026-018_Rebuttal Comments.docx
+++ b/1-manuscript-current/1-HCB Revised 2026/HCB_2026-018_Rebuttal Comments.docx
@@ -234,6 +234,58 @@
       <w:pPr>
         <w:rPr>
           <w:rFonts w:ascii="Times New Roman" w:hAnsi="Times New Roman" w:cs="Times New Roman"/>
+          <w:color w:val="0432FF"/>
+        </w:rPr>
+      </w:pPr>
+      <w:r>
+        <w:rPr>
+          <w:rFonts w:ascii="Times New Roman" w:hAnsi="Times New Roman" w:cs="Times New Roman"/>
+          <w:color w:val="0432FF"/>
+        </w:rPr>
+        <w:t>Hyphen was removed.</w:t>
+      </w:r>
+    </w:p>
+    <w:p>
+      <w:pPr>
+        <w:rPr>
+          <w:rFonts w:ascii="Times New Roman" w:hAnsi="Times New Roman" w:cs="Times New Roman"/>
+          <w:color w:val="0432FF"/>
+        </w:rPr>
+      </w:pPr>
+      <w:r>
+        <w:rPr>
+          <w:rFonts w:ascii="Times New Roman" w:hAnsi="Times New Roman" w:cs="Times New Roman"/>
+          <w:color w:val="0432FF"/>
+        </w:rPr>
+        <w:t>We modified the second sentence to avoid conflating resource scarcity and environmental change. “</w:t>
+      </w:r>
+      <w:r>
+        <w:rPr>
+          <w:rFonts w:ascii="Times New Roman" w:hAnsi="Times New Roman" w:cs="Times New Roman"/>
+          <w:color w:val="0432FF"/>
+        </w:rPr>
+        <w:t xml:space="preserve">Fluctuating hydrologic conditions in wetlands can lead to episodic resource scarcity, </w:t>
+      </w:r>
+      <w:r>
+        <w:rPr>
+          <w:rFonts w:ascii="Times New Roman" w:hAnsi="Times New Roman" w:cs="Times New Roman"/>
+          <w:color w:val="0432FF"/>
+        </w:rPr>
+        <w:lastRenderedPageBreak/>
+        <w:t>potentially selecting for species that tolerate environmental unpredictability through shifting use of available habitat.</w:t>
+      </w:r>
+      <w:r>
+        <w:rPr>
+          <w:rFonts w:ascii="Times New Roman" w:hAnsi="Times New Roman" w:cs="Times New Roman"/>
+          <w:color w:val="0432FF"/>
+        </w:rPr>
+        <w:t>”</w:t>
+      </w:r>
+    </w:p>
+    <w:p>
+      <w:pPr>
+        <w:rPr>
+          <w:rFonts w:ascii="Times New Roman" w:hAnsi="Times New Roman" w:cs="Times New Roman"/>
         </w:rPr>
       </w:pPr>
       <w:r>
@@ -287,641 +339,641 @@
           <w:b/>
           <w:bCs/>
         </w:rPr>
+        <w:t>Abstract</w:t>
+      </w:r>
+      <w:r>
+        <w:rPr>
+          <w:rFonts w:ascii="Times New Roman" w:hAnsi="Times New Roman" w:cs="Times New Roman"/>
+          <w:b/>
+          <w:bCs/>
+        </w:rPr>
+        <w:t>.</w:t>
+      </w:r>
+      <w:r>
+        <w:rPr>
+          <w:rFonts w:ascii="Times New Roman" w:hAnsi="Times New Roman" w:cs="Times New Roman"/>
+          <w:b/>
+          <w:bCs/>
+        </w:rPr>
+        <w:t xml:space="preserve"> page 1 line</w:t>
+      </w:r>
+      <w:r>
+        <w:rPr>
+          <w:rFonts w:ascii="Times New Roman" w:hAnsi="Times New Roman" w:cs="Times New Roman"/>
+          <w:b/>
+          <w:bCs/>
+        </w:rPr>
+        <w:t xml:space="preserve">s 9-11: </w:t>
+      </w:r>
+      <w:r>
+        <w:rPr>
+          <w:rFonts w:ascii="Times New Roman" w:hAnsi="Times New Roman" w:cs="Times New Roman"/>
+        </w:rPr>
+        <w:t xml:space="preserve">Under the assumption that detectability is homogenous in space...Maybe the main body discusses this </w:t>
+      </w:r>
+      <w:proofErr w:type="gramStart"/>
+      <w:r>
+        <w:rPr>
+          <w:rFonts w:ascii="Times New Roman" w:hAnsi="Times New Roman" w:cs="Times New Roman"/>
+        </w:rPr>
+        <w:t>more, but</w:t>
+      </w:r>
+      <w:proofErr w:type="gramEnd"/>
+      <w:r>
+        <w:rPr>
+          <w:rFonts w:ascii="Times New Roman" w:hAnsi="Times New Roman" w:cs="Times New Roman"/>
+        </w:rPr>
+        <w:t xml:space="preserve"> appears an important assumption at first read of the abstract.</w:t>
+      </w:r>
+    </w:p>
+    <w:p>
+      <w:pPr>
+        <w:rPr>
+          <w:rFonts w:ascii="Times New Roman" w:hAnsi="Times New Roman" w:cs="Times New Roman"/>
+        </w:rPr>
+      </w:pPr>
+      <w:r>
+        <w:rPr>
+          <w:rFonts w:ascii="Times New Roman" w:hAnsi="Times New Roman" w:cs="Times New Roman"/>
+          <w:b/>
+          <w:bCs/>
+        </w:rPr>
+        <w:t>Abstract</w:t>
+      </w:r>
+      <w:r>
+        <w:rPr>
+          <w:rFonts w:ascii="Times New Roman" w:hAnsi="Times New Roman" w:cs="Times New Roman"/>
+          <w:b/>
+          <w:bCs/>
+        </w:rPr>
+        <w:t>.</w:t>
+      </w:r>
+      <w:r>
+        <w:rPr>
+          <w:rFonts w:ascii="Times New Roman" w:hAnsi="Times New Roman" w:cs="Times New Roman"/>
+          <w:b/>
+          <w:bCs/>
+        </w:rPr>
+        <w:t xml:space="preserve"> page 1 line</w:t>
+      </w:r>
+      <w:r>
+        <w:rPr>
+          <w:rFonts w:ascii="Times New Roman" w:hAnsi="Times New Roman" w:cs="Times New Roman"/>
+          <w:b/>
+          <w:bCs/>
+        </w:rPr>
+        <w:t xml:space="preserve"> 10: </w:t>
+      </w:r>
+      <w:r>
+        <w:rPr>
+          <w:rFonts w:ascii="Times New Roman" w:hAnsi="Times New Roman" w:cs="Times New Roman"/>
+        </w:rPr>
+        <w:t>Breaking this down to male a</w:t>
+      </w:r>
+      <w:r>
+        <w:rPr>
+          <w:rFonts w:ascii="Times New Roman" w:hAnsi="Times New Roman" w:cs="Times New Roman"/>
+        </w:rPr>
+        <w:t>n</w:t>
+      </w:r>
+      <w:r>
+        <w:rPr>
+          <w:rFonts w:ascii="Times New Roman" w:hAnsi="Times New Roman" w:cs="Times New Roman"/>
+        </w:rPr>
+        <w:t>d female sample size may be informative for the sentences that follows.</w:t>
+      </w:r>
+    </w:p>
+    <w:p>
+      <w:pPr>
+        <w:rPr>
+          <w:rFonts w:ascii="Times New Roman" w:hAnsi="Times New Roman" w:cs="Times New Roman"/>
+        </w:rPr>
+      </w:pPr>
+      <w:r>
+        <w:rPr>
+          <w:rFonts w:ascii="Times New Roman" w:hAnsi="Times New Roman" w:cs="Times New Roman"/>
+          <w:b/>
+          <w:bCs/>
+        </w:rPr>
+        <w:t>Abstract</w:t>
+      </w:r>
+      <w:r>
+        <w:rPr>
+          <w:rFonts w:ascii="Times New Roman" w:hAnsi="Times New Roman" w:cs="Times New Roman"/>
+          <w:b/>
+          <w:bCs/>
+        </w:rPr>
+        <w:t>.</w:t>
+      </w:r>
+      <w:r>
+        <w:rPr>
+          <w:rFonts w:ascii="Times New Roman" w:hAnsi="Times New Roman" w:cs="Times New Roman"/>
+          <w:b/>
+          <w:bCs/>
+        </w:rPr>
+        <w:t xml:space="preserve"> page 1 line</w:t>
+      </w:r>
+      <w:r>
+        <w:rPr>
+          <w:rFonts w:ascii="Times New Roman" w:hAnsi="Times New Roman" w:cs="Times New Roman"/>
+          <w:b/>
+          <w:bCs/>
+        </w:rPr>
+        <w:t xml:space="preserve"> 11-12: </w:t>
+      </w:r>
+      <w:r>
+        <w:rPr>
+          <w:rFonts w:ascii="Times New Roman" w:hAnsi="Times New Roman" w:cs="Times New Roman"/>
+        </w:rPr>
+        <w:t>There are a ton of things “multivariate analysis” could be referring to. Suggest being more specific here.</w:t>
+      </w:r>
+    </w:p>
+    <w:p>
+      <w:pPr>
+        <w:rPr>
+          <w:rFonts w:ascii="Times New Roman" w:hAnsi="Times New Roman" w:cs="Times New Roman"/>
+        </w:rPr>
+      </w:pPr>
+      <w:r>
+        <w:rPr>
+          <w:rFonts w:ascii="Times New Roman" w:hAnsi="Times New Roman" w:cs="Times New Roman"/>
+          <w:b/>
+          <w:bCs/>
+        </w:rPr>
+        <w:t>Abstract</w:t>
+      </w:r>
+      <w:r>
+        <w:rPr>
+          <w:rFonts w:ascii="Times New Roman" w:hAnsi="Times New Roman" w:cs="Times New Roman"/>
+          <w:b/>
+          <w:bCs/>
+        </w:rPr>
+        <w:t>.</w:t>
+      </w:r>
+      <w:r>
+        <w:rPr>
+          <w:rFonts w:ascii="Times New Roman" w:hAnsi="Times New Roman" w:cs="Times New Roman"/>
+          <w:b/>
+          <w:bCs/>
+        </w:rPr>
+        <w:t xml:space="preserve"> page 1 line</w:t>
+      </w:r>
+      <w:r>
+        <w:rPr>
+          <w:rFonts w:ascii="Times New Roman" w:hAnsi="Times New Roman" w:cs="Times New Roman"/>
+          <w:b/>
+          <w:bCs/>
+        </w:rPr>
+        <w:t xml:space="preserve"> 12: </w:t>
+      </w:r>
+      <w:r>
+        <w:rPr>
+          <w:rFonts w:ascii="Times New Roman" w:hAnsi="Times New Roman" w:cs="Times New Roman"/>
+        </w:rPr>
+        <w:t>A parenthetical “e.g.,” statement feels warranted here to describe some of these micro habitats.</w:t>
+      </w:r>
+    </w:p>
+    <w:p>
+      <w:pPr>
+        <w:rPr>
+          <w:rFonts w:ascii="Times New Roman" w:hAnsi="Times New Roman" w:cs="Times New Roman"/>
+        </w:rPr>
+      </w:pPr>
+      <w:r>
+        <w:rPr>
+          <w:rFonts w:ascii="Times New Roman" w:hAnsi="Times New Roman" w:cs="Times New Roman"/>
+          <w:b/>
+          <w:bCs/>
+        </w:rPr>
+        <w:t>Abstract</w:t>
+      </w:r>
+      <w:r>
+        <w:rPr>
+          <w:rFonts w:ascii="Times New Roman" w:hAnsi="Times New Roman" w:cs="Times New Roman"/>
+          <w:b/>
+          <w:bCs/>
+        </w:rPr>
+        <w:t>.</w:t>
+      </w:r>
+      <w:r>
+        <w:rPr>
+          <w:rFonts w:ascii="Times New Roman" w:hAnsi="Times New Roman" w:cs="Times New Roman"/>
+          <w:b/>
+          <w:bCs/>
+        </w:rPr>
+        <w:t xml:space="preserve"> page 1 line</w:t>
+      </w:r>
+      <w:r>
+        <w:rPr>
+          <w:rFonts w:ascii="Times New Roman" w:hAnsi="Times New Roman" w:cs="Times New Roman"/>
+          <w:b/>
+          <w:bCs/>
+        </w:rPr>
+        <w:t xml:space="preserve">s 15-16: </w:t>
+      </w:r>
+      <w:r>
+        <w:rPr>
+          <w:rFonts w:ascii="Times New Roman" w:hAnsi="Times New Roman" w:cs="Times New Roman"/>
+        </w:rPr>
+        <w:t>Not sure generalist is the best word here either. You just explained ontogenetic differences. Maybe give a broad description of the microhabitat features cottonmouths like?</w:t>
+      </w:r>
+    </w:p>
+    <w:p>
+      <w:pPr>
+        <w:rPr>
+          <w:rFonts w:ascii="Times New Roman" w:hAnsi="Times New Roman" w:cs="Times New Roman"/>
+        </w:rPr>
+      </w:pPr>
+      <w:r>
+        <w:rPr>
+          <w:rFonts w:ascii="Times New Roman" w:hAnsi="Times New Roman" w:cs="Times New Roman"/>
+          <w:b/>
+          <w:bCs/>
+        </w:rPr>
+        <w:t>Abstract</w:t>
+      </w:r>
+      <w:r>
+        <w:rPr>
+          <w:rFonts w:ascii="Times New Roman" w:hAnsi="Times New Roman" w:cs="Times New Roman"/>
+          <w:b/>
+          <w:bCs/>
+        </w:rPr>
+        <w:t>.</w:t>
+      </w:r>
+      <w:r>
+        <w:rPr>
+          <w:rFonts w:ascii="Times New Roman" w:hAnsi="Times New Roman" w:cs="Times New Roman"/>
+          <w:b/>
+          <w:bCs/>
+        </w:rPr>
+        <w:t xml:space="preserve"> page 1 line</w:t>
+      </w:r>
+      <w:r>
+        <w:rPr>
+          <w:rFonts w:ascii="Times New Roman" w:hAnsi="Times New Roman" w:cs="Times New Roman"/>
+          <w:b/>
+          <w:bCs/>
+        </w:rPr>
+        <w:t xml:space="preserve"> 16: </w:t>
+      </w:r>
+      <w:r>
+        <w:rPr>
+          <w:rFonts w:ascii="Times New Roman" w:hAnsi="Times New Roman" w:cs="Times New Roman"/>
+        </w:rPr>
+        <w:t>I do not believe stochastic is the best adjective here, as this is sensu stricto different than the description above.</w:t>
+      </w:r>
+    </w:p>
+    <w:p>
+      <w:pPr>
+        <w:rPr>
+          <w:rFonts w:ascii="Times New Roman" w:hAnsi="Times New Roman" w:cs="Times New Roman"/>
+        </w:rPr>
+      </w:pPr>
+      <w:r>
+        <w:rPr>
+          <w:rFonts w:ascii="Times New Roman" w:hAnsi="Times New Roman" w:cs="Times New Roman"/>
+          <w:b/>
+          <w:bCs/>
+        </w:rPr>
+        <w:t>Introduction</w:t>
+      </w:r>
+      <w:r>
+        <w:rPr>
+          <w:rFonts w:ascii="Times New Roman" w:hAnsi="Times New Roman" w:cs="Times New Roman"/>
+          <w:b/>
+          <w:bCs/>
+        </w:rPr>
+        <w:t>.</w:t>
+      </w:r>
+      <w:r>
+        <w:rPr>
+          <w:rFonts w:ascii="Times New Roman" w:hAnsi="Times New Roman" w:cs="Times New Roman"/>
+          <w:b/>
+          <w:bCs/>
+        </w:rPr>
+        <w:t xml:space="preserve"> page 1 line 22:</w:t>
+      </w:r>
+      <w:r>
+        <w:rPr>
+          <w:rFonts w:ascii="Times New Roman" w:hAnsi="Times New Roman" w:cs="Times New Roman"/>
+        </w:rPr>
+        <w:t xml:space="preserve"> </w:t>
+      </w:r>
+      <w:proofErr w:type="gramStart"/>
+      <w:r>
+        <w:rPr>
+          <w:rFonts w:ascii="Times New Roman" w:hAnsi="Times New Roman" w:cs="Times New Roman"/>
+        </w:rPr>
+        <w:t>Generally</w:t>
+      </w:r>
+      <w:proofErr w:type="gramEnd"/>
+      <w:r>
+        <w:rPr>
+          <w:rFonts w:ascii="Times New Roman" w:hAnsi="Times New Roman" w:cs="Times New Roman"/>
+        </w:rPr>
+        <w:t xml:space="preserve"> suggest not referring to wildlife as “they”, “them”</w:t>
+      </w:r>
+      <w:proofErr w:type="gramStart"/>
+      <w:r>
+        <w:rPr>
+          <w:rFonts w:ascii="Times New Roman" w:hAnsi="Times New Roman" w:cs="Times New Roman"/>
+        </w:rPr>
+        <w:t>, ”their</w:t>
+      </w:r>
+      <w:proofErr w:type="gramEnd"/>
+      <w:r>
+        <w:rPr>
+          <w:rFonts w:ascii="Times New Roman" w:hAnsi="Times New Roman" w:cs="Times New Roman"/>
+        </w:rPr>
+        <w:t>”, etc.</w:t>
+      </w:r>
+    </w:p>
+    <w:p>
+      <w:pPr>
+        <w:rPr>
+          <w:rFonts w:ascii="Times New Roman" w:hAnsi="Times New Roman" w:cs="Times New Roman"/>
+        </w:rPr>
+      </w:pPr>
+      <w:r>
+        <w:rPr>
+          <w:rFonts w:ascii="Times New Roman" w:hAnsi="Times New Roman" w:cs="Times New Roman"/>
+          <w:b/>
+          <w:bCs/>
+        </w:rPr>
+        <w:t>Introduction. Page 2 line 29:</w:t>
+      </w:r>
+      <w:r>
+        <w:rPr>
+          <w:rFonts w:ascii="Times New Roman" w:hAnsi="Times New Roman" w:cs="Times New Roman"/>
+        </w:rPr>
+        <w:t xml:space="preserve"> </w:t>
+      </w:r>
+      <w:r>
+        <w:rPr>
+          <w:rFonts w:ascii="Times New Roman" w:hAnsi="Times New Roman" w:cs="Times New Roman"/>
+        </w:rPr>
+        <w:t xml:space="preserve">If this term </w:t>
+      </w:r>
+      <w:r>
+        <w:rPr>
+          <w:rFonts w:ascii="Times New Roman" w:hAnsi="Times New Roman" w:cs="Times New Roman"/>
+        </w:rPr>
+        <w:t xml:space="preserve">(generalist) </w:t>
+      </w:r>
+      <w:r>
+        <w:rPr>
+          <w:rFonts w:ascii="Times New Roman" w:hAnsi="Times New Roman" w:cs="Times New Roman"/>
+        </w:rPr>
+        <w:t>is continued to be used in the abstract, inserting this definition would be helpful for the reader. Because my brain did not go to this definition.</w:t>
+      </w:r>
+    </w:p>
+    <w:p>
+      <w:pPr>
+        <w:rPr>
+          <w:rFonts w:ascii="Times New Roman" w:hAnsi="Times New Roman" w:cs="Times New Roman"/>
+        </w:rPr>
+      </w:pPr>
+      <w:r>
+        <w:rPr>
+          <w:rFonts w:ascii="Times New Roman" w:hAnsi="Times New Roman" w:cs="Times New Roman"/>
+          <w:b/>
+          <w:bCs/>
+        </w:rPr>
+        <w:t xml:space="preserve">Introduction. Page 2 line </w:t>
+      </w:r>
+      <w:r>
+        <w:rPr>
+          <w:rFonts w:ascii="Times New Roman" w:hAnsi="Times New Roman" w:cs="Times New Roman"/>
+          <w:b/>
+          <w:bCs/>
+        </w:rPr>
+        <w:t>36</w:t>
+      </w:r>
+      <w:r>
+        <w:rPr>
+          <w:rFonts w:ascii="Times New Roman" w:hAnsi="Times New Roman" w:cs="Times New Roman"/>
+          <w:b/>
+          <w:bCs/>
+        </w:rPr>
+        <w:t>:</w:t>
+      </w:r>
+      <w:r>
+        <w:rPr>
+          <w:rFonts w:ascii="Times New Roman" w:hAnsi="Times New Roman" w:cs="Times New Roman"/>
+        </w:rPr>
+        <w:t xml:space="preserve"> </w:t>
+      </w:r>
+      <w:r>
+        <w:rPr>
+          <w:rFonts w:ascii="Times New Roman" w:hAnsi="Times New Roman" w:cs="Times New Roman"/>
+        </w:rPr>
+        <w:t>Suggest omitting this bit.</w:t>
+      </w:r>
+      <w:r>
+        <w:rPr>
+          <w:rFonts w:ascii="Times New Roman" w:hAnsi="Times New Roman" w:cs="Times New Roman"/>
+        </w:rPr>
+        <w:t xml:space="preserve"> (“at the broader scale”)</w:t>
+      </w:r>
+    </w:p>
+    <w:p>
+      <w:pPr>
+        <w:rPr>
+          <w:rFonts w:ascii="Times New Roman" w:hAnsi="Times New Roman" w:cs="Times New Roman"/>
+        </w:rPr>
+      </w:pPr>
+      <w:r>
+        <w:rPr>
+          <w:rFonts w:ascii="Times New Roman" w:hAnsi="Times New Roman" w:cs="Times New Roman"/>
+          <w:b/>
+          <w:bCs/>
+        </w:rPr>
+        <w:t xml:space="preserve">Introduction. Page 2 line </w:t>
+      </w:r>
+      <w:r>
+        <w:rPr>
+          <w:rFonts w:ascii="Times New Roman" w:hAnsi="Times New Roman" w:cs="Times New Roman"/>
+          <w:b/>
+          <w:bCs/>
+        </w:rPr>
+        <w:t>38</w:t>
+      </w:r>
+      <w:r>
+        <w:rPr>
+          <w:rFonts w:ascii="Times New Roman" w:hAnsi="Times New Roman" w:cs="Times New Roman"/>
+          <w:b/>
+          <w:bCs/>
+        </w:rPr>
+        <w:t>:</w:t>
+      </w:r>
+      <w:r>
+        <w:rPr>
+          <w:rFonts w:ascii="Times New Roman" w:hAnsi="Times New Roman" w:cs="Times New Roman"/>
+        </w:rPr>
+        <w:t xml:space="preserve"> </w:t>
+      </w:r>
+      <w:r>
+        <w:rPr>
+          <w:rFonts w:ascii="Times New Roman" w:hAnsi="Times New Roman" w:cs="Times New Roman"/>
+        </w:rPr>
+        <w:t>Instead of generalist, the authors now refer to this as “broad”, suggest being consistent.</w:t>
+      </w:r>
+    </w:p>
+    <w:p>
+      <w:pPr>
+        <w:rPr>
+          <w:rFonts w:ascii="Times New Roman" w:hAnsi="Times New Roman" w:cs="Times New Roman"/>
+        </w:rPr>
+      </w:pPr>
+      <w:r>
+        <w:rPr>
+          <w:rFonts w:ascii="Times New Roman" w:hAnsi="Times New Roman" w:cs="Times New Roman"/>
+          <w:b/>
+          <w:bCs/>
+        </w:rPr>
+        <w:t>Introduction. Page 2 line</w:t>
+      </w:r>
+      <w:r>
+        <w:rPr>
+          <w:rFonts w:ascii="Times New Roman" w:hAnsi="Times New Roman" w:cs="Times New Roman"/>
+          <w:b/>
+          <w:bCs/>
+        </w:rPr>
+        <w:t>s</w:t>
+      </w:r>
+      <w:r>
+        <w:rPr>
+          <w:rFonts w:ascii="Times New Roman" w:hAnsi="Times New Roman" w:cs="Times New Roman"/>
+          <w:b/>
+          <w:bCs/>
+        </w:rPr>
+        <w:t xml:space="preserve"> </w:t>
+      </w:r>
+      <w:r>
+        <w:rPr>
+          <w:rFonts w:ascii="Times New Roman" w:hAnsi="Times New Roman" w:cs="Times New Roman"/>
+          <w:b/>
+          <w:bCs/>
+        </w:rPr>
+        <w:t>40-41</w:t>
+      </w:r>
+      <w:r>
+        <w:rPr>
+          <w:rFonts w:ascii="Times New Roman" w:hAnsi="Times New Roman" w:cs="Times New Roman"/>
+          <w:b/>
+          <w:bCs/>
+        </w:rPr>
+        <w:t>:</w:t>
+      </w:r>
+      <w:r>
+        <w:rPr>
+          <w:rFonts w:ascii="Times New Roman" w:hAnsi="Times New Roman" w:cs="Times New Roman"/>
+        </w:rPr>
+        <w:t xml:space="preserve"> </w:t>
+      </w:r>
+      <w:r>
+        <w:rPr>
+          <w:rFonts w:ascii="Times New Roman" w:hAnsi="Times New Roman" w:cs="Times New Roman"/>
+        </w:rPr>
+        <w:t>Transition to this idea is rough. Suggest making the flow more logical (e.g., why mention interspecific competition here if irrelevant to your st</w:t>
+      </w:r>
+      <w:r>
+        <w:rPr>
+          <w:rFonts w:ascii="Times New Roman" w:hAnsi="Times New Roman" w:cs="Times New Roman"/>
+        </w:rPr>
+        <w:t>o</w:t>
+      </w:r>
+      <w:r>
+        <w:rPr>
+          <w:rFonts w:ascii="Times New Roman" w:hAnsi="Times New Roman" w:cs="Times New Roman"/>
+        </w:rPr>
+        <w:t>ry?). Maybe just “Intraspecific competition cans shape evolutionary strategies…”</w:t>
+      </w:r>
+    </w:p>
+    <w:p>
+      <w:pPr>
+        <w:rPr>
+          <w:rFonts w:ascii="Times New Roman" w:hAnsi="Times New Roman" w:cs="Times New Roman"/>
+        </w:rPr>
+      </w:pPr>
+      <w:r>
+        <w:rPr>
+          <w:rFonts w:ascii="Times New Roman" w:hAnsi="Times New Roman" w:cs="Times New Roman"/>
+          <w:b/>
+          <w:bCs/>
+        </w:rPr>
+        <w:t>Introduction. Page 2 line</w:t>
+      </w:r>
+      <w:r>
+        <w:rPr>
+          <w:rFonts w:ascii="Times New Roman" w:hAnsi="Times New Roman" w:cs="Times New Roman"/>
+          <w:b/>
+          <w:bCs/>
+        </w:rPr>
+        <w:t>s</w:t>
+      </w:r>
+      <w:r>
+        <w:rPr>
+          <w:rFonts w:ascii="Times New Roman" w:hAnsi="Times New Roman" w:cs="Times New Roman"/>
+          <w:b/>
+          <w:bCs/>
+        </w:rPr>
+        <w:t xml:space="preserve"> </w:t>
+      </w:r>
+      <w:r>
+        <w:rPr>
+          <w:rFonts w:ascii="Times New Roman" w:hAnsi="Times New Roman" w:cs="Times New Roman"/>
+          <w:b/>
+          <w:bCs/>
+        </w:rPr>
+        <w:t>42-44</w:t>
+      </w:r>
+      <w:r>
+        <w:rPr>
+          <w:rFonts w:ascii="Times New Roman" w:hAnsi="Times New Roman" w:cs="Times New Roman"/>
+          <w:b/>
+          <w:bCs/>
+        </w:rPr>
+        <w:t>:</w:t>
+      </w:r>
+      <w:r>
+        <w:rPr>
+          <w:rFonts w:ascii="Times New Roman" w:hAnsi="Times New Roman" w:cs="Times New Roman"/>
+        </w:rPr>
+        <w:t xml:space="preserve"> </w:t>
+      </w:r>
+      <w:r>
+        <w:rPr>
+          <w:rFonts w:ascii="Times New Roman" w:hAnsi="Times New Roman" w:cs="Times New Roman"/>
+        </w:rPr>
+        <w:t>Suggest splitting this into two sentences. The first part “intraspecific competition is though</w:t>
+      </w:r>
+      <w:r>
+        <w:rPr>
+          <w:rFonts w:ascii="Times New Roman" w:hAnsi="Times New Roman" w:cs="Times New Roman"/>
+        </w:rPr>
+        <w:t>t</w:t>
+      </w:r>
+      <w:r>
+        <w:rPr>
+          <w:rFonts w:ascii="Times New Roman" w:hAnsi="Times New Roman" w:cs="Times New Roman"/>
+        </w:rPr>
+        <w:t xml:space="preserve"> to be more prevalent within species…” seems obvious by definition. Suggest being more plain language as to what the authors are trying to say here.</w:t>
+      </w:r>
+    </w:p>
+    <w:p>
+      <w:pPr>
+        <w:rPr>
+          <w:rFonts w:ascii="Times New Roman" w:hAnsi="Times New Roman" w:cs="Times New Roman"/>
+        </w:rPr>
+      </w:pPr>
+      <w:r>
+        <w:rPr>
+          <w:rFonts w:ascii="Times New Roman" w:hAnsi="Times New Roman" w:cs="Times New Roman"/>
+          <w:b/>
+          <w:bCs/>
+        </w:rPr>
         <w:lastRenderedPageBreak/>
-        <w:t>Abstract</w:t>
-      </w:r>
-      <w:r>
-        <w:rPr>
-          <w:rFonts w:ascii="Times New Roman" w:hAnsi="Times New Roman" w:cs="Times New Roman"/>
-          <w:b/>
-          <w:bCs/>
-        </w:rPr>
-        <w:t>.</w:t>
-      </w:r>
-      <w:r>
-        <w:rPr>
-          <w:rFonts w:ascii="Times New Roman" w:hAnsi="Times New Roman" w:cs="Times New Roman"/>
-          <w:b/>
-          <w:bCs/>
-        </w:rPr>
-        <w:t xml:space="preserve"> page 1 line</w:t>
-      </w:r>
-      <w:r>
-        <w:rPr>
-          <w:rFonts w:ascii="Times New Roman" w:hAnsi="Times New Roman" w:cs="Times New Roman"/>
-          <w:b/>
-          <w:bCs/>
-        </w:rPr>
-        <w:t xml:space="preserve">s 9-11: </w:t>
-      </w:r>
-      <w:r>
-        <w:rPr>
-          <w:rFonts w:ascii="Times New Roman" w:hAnsi="Times New Roman" w:cs="Times New Roman"/>
-        </w:rPr>
-        <w:t xml:space="preserve">Under the assumption that detectability is homogenous in space...Maybe the main body discusses this </w:t>
-      </w:r>
-      <w:proofErr w:type="gramStart"/>
-      <w:r>
-        <w:rPr>
-          <w:rFonts w:ascii="Times New Roman" w:hAnsi="Times New Roman" w:cs="Times New Roman"/>
-        </w:rPr>
-        <w:t>more, but</w:t>
-      </w:r>
-      <w:proofErr w:type="gramEnd"/>
-      <w:r>
-        <w:rPr>
-          <w:rFonts w:ascii="Times New Roman" w:hAnsi="Times New Roman" w:cs="Times New Roman"/>
-        </w:rPr>
-        <w:t xml:space="preserve"> appears an important assumption at first read of the abstract.</w:t>
-      </w:r>
-    </w:p>
-    <w:p>
-      <w:pPr>
-        <w:rPr>
-          <w:rFonts w:ascii="Times New Roman" w:hAnsi="Times New Roman" w:cs="Times New Roman"/>
-        </w:rPr>
-      </w:pPr>
-      <w:r>
-        <w:rPr>
-          <w:rFonts w:ascii="Times New Roman" w:hAnsi="Times New Roman" w:cs="Times New Roman"/>
-          <w:b/>
-          <w:bCs/>
-        </w:rPr>
-        <w:t>Abstract</w:t>
-      </w:r>
-      <w:r>
-        <w:rPr>
-          <w:rFonts w:ascii="Times New Roman" w:hAnsi="Times New Roman" w:cs="Times New Roman"/>
-          <w:b/>
-          <w:bCs/>
-        </w:rPr>
-        <w:t>.</w:t>
-      </w:r>
-      <w:r>
-        <w:rPr>
-          <w:rFonts w:ascii="Times New Roman" w:hAnsi="Times New Roman" w:cs="Times New Roman"/>
-          <w:b/>
-          <w:bCs/>
-        </w:rPr>
-        <w:t xml:space="preserve"> page 1 line</w:t>
-      </w:r>
-      <w:r>
-        <w:rPr>
-          <w:rFonts w:ascii="Times New Roman" w:hAnsi="Times New Roman" w:cs="Times New Roman"/>
-          <w:b/>
-          <w:bCs/>
-        </w:rPr>
-        <w:t xml:space="preserve"> 10: </w:t>
-      </w:r>
-      <w:r>
-        <w:rPr>
-          <w:rFonts w:ascii="Times New Roman" w:hAnsi="Times New Roman" w:cs="Times New Roman"/>
-        </w:rPr>
-        <w:t>Breaking this down to male a</w:t>
-      </w:r>
-      <w:r>
-        <w:rPr>
-          <w:rFonts w:ascii="Times New Roman" w:hAnsi="Times New Roman" w:cs="Times New Roman"/>
-        </w:rPr>
-        <w:t>n</w:t>
-      </w:r>
-      <w:r>
-        <w:rPr>
-          <w:rFonts w:ascii="Times New Roman" w:hAnsi="Times New Roman" w:cs="Times New Roman"/>
-        </w:rPr>
-        <w:t>d female sample size may be informative for the sentences that follows.</w:t>
-      </w:r>
-    </w:p>
-    <w:p>
-      <w:pPr>
-        <w:rPr>
-          <w:rFonts w:ascii="Times New Roman" w:hAnsi="Times New Roman" w:cs="Times New Roman"/>
-        </w:rPr>
-      </w:pPr>
-      <w:r>
-        <w:rPr>
-          <w:rFonts w:ascii="Times New Roman" w:hAnsi="Times New Roman" w:cs="Times New Roman"/>
-          <w:b/>
-          <w:bCs/>
-        </w:rPr>
-        <w:t>Abstract</w:t>
-      </w:r>
-      <w:r>
-        <w:rPr>
-          <w:rFonts w:ascii="Times New Roman" w:hAnsi="Times New Roman" w:cs="Times New Roman"/>
-          <w:b/>
-          <w:bCs/>
-        </w:rPr>
-        <w:t>.</w:t>
-      </w:r>
-      <w:r>
-        <w:rPr>
-          <w:rFonts w:ascii="Times New Roman" w:hAnsi="Times New Roman" w:cs="Times New Roman"/>
-          <w:b/>
-          <w:bCs/>
-        </w:rPr>
-        <w:t xml:space="preserve"> page 1 line</w:t>
-      </w:r>
-      <w:r>
-        <w:rPr>
-          <w:rFonts w:ascii="Times New Roman" w:hAnsi="Times New Roman" w:cs="Times New Roman"/>
-          <w:b/>
-          <w:bCs/>
-        </w:rPr>
-        <w:t xml:space="preserve"> 11-12: </w:t>
-      </w:r>
-      <w:r>
-        <w:rPr>
-          <w:rFonts w:ascii="Times New Roman" w:hAnsi="Times New Roman" w:cs="Times New Roman"/>
-        </w:rPr>
-        <w:t>There are a ton of things “multivariate analysis” could be referring to. Suggest being more specific here.</w:t>
-      </w:r>
-    </w:p>
-    <w:p>
-      <w:pPr>
-        <w:rPr>
-          <w:rFonts w:ascii="Times New Roman" w:hAnsi="Times New Roman" w:cs="Times New Roman"/>
-        </w:rPr>
-      </w:pPr>
-      <w:r>
-        <w:rPr>
-          <w:rFonts w:ascii="Times New Roman" w:hAnsi="Times New Roman" w:cs="Times New Roman"/>
-          <w:b/>
-          <w:bCs/>
-        </w:rPr>
-        <w:t>Abstract</w:t>
-      </w:r>
-      <w:r>
-        <w:rPr>
-          <w:rFonts w:ascii="Times New Roman" w:hAnsi="Times New Roman" w:cs="Times New Roman"/>
-          <w:b/>
-          <w:bCs/>
-        </w:rPr>
-        <w:t>.</w:t>
-      </w:r>
-      <w:r>
-        <w:rPr>
-          <w:rFonts w:ascii="Times New Roman" w:hAnsi="Times New Roman" w:cs="Times New Roman"/>
-          <w:b/>
-          <w:bCs/>
-        </w:rPr>
-        <w:t xml:space="preserve"> page 1 line</w:t>
-      </w:r>
-      <w:r>
-        <w:rPr>
-          <w:rFonts w:ascii="Times New Roman" w:hAnsi="Times New Roman" w:cs="Times New Roman"/>
-          <w:b/>
-          <w:bCs/>
-        </w:rPr>
-        <w:t xml:space="preserve"> 12: </w:t>
-      </w:r>
-      <w:r>
-        <w:rPr>
-          <w:rFonts w:ascii="Times New Roman" w:hAnsi="Times New Roman" w:cs="Times New Roman"/>
-        </w:rPr>
-        <w:t>A parenthetical “e.g.,” statement feels warranted here to describe some of these micro habitats.</w:t>
-      </w:r>
-    </w:p>
-    <w:p>
-      <w:pPr>
-        <w:rPr>
-          <w:rFonts w:ascii="Times New Roman" w:hAnsi="Times New Roman" w:cs="Times New Roman"/>
-        </w:rPr>
-      </w:pPr>
-      <w:r>
-        <w:rPr>
-          <w:rFonts w:ascii="Times New Roman" w:hAnsi="Times New Roman" w:cs="Times New Roman"/>
-          <w:b/>
-          <w:bCs/>
-        </w:rPr>
-        <w:t>Abstract</w:t>
-      </w:r>
-      <w:r>
-        <w:rPr>
-          <w:rFonts w:ascii="Times New Roman" w:hAnsi="Times New Roman" w:cs="Times New Roman"/>
-          <w:b/>
-          <w:bCs/>
-        </w:rPr>
-        <w:t>.</w:t>
-      </w:r>
-      <w:r>
-        <w:rPr>
-          <w:rFonts w:ascii="Times New Roman" w:hAnsi="Times New Roman" w:cs="Times New Roman"/>
-          <w:b/>
-          <w:bCs/>
-        </w:rPr>
-        <w:t xml:space="preserve"> page 1 line</w:t>
-      </w:r>
-      <w:r>
-        <w:rPr>
-          <w:rFonts w:ascii="Times New Roman" w:hAnsi="Times New Roman" w:cs="Times New Roman"/>
-          <w:b/>
-          <w:bCs/>
-        </w:rPr>
-        <w:t xml:space="preserve">s 15-16: </w:t>
-      </w:r>
-      <w:r>
-        <w:rPr>
-          <w:rFonts w:ascii="Times New Roman" w:hAnsi="Times New Roman" w:cs="Times New Roman"/>
-        </w:rPr>
-        <w:t>Not sure generalist is the best word here either. You just explained ontogenetic differences. Maybe give a broad description of the microhabitat features cottonmouths like?</w:t>
-      </w:r>
-    </w:p>
-    <w:p>
-      <w:pPr>
-        <w:rPr>
-          <w:rFonts w:ascii="Times New Roman" w:hAnsi="Times New Roman" w:cs="Times New Roman"/>
-        </w:rPr>
-      </w:pPr>
-      <w:r>
-        <w:rPr>
-          <w:rFonts w:ascii="Times New Roman" w:hAnsi="Times New Roman" w:cs="Times New Roman"/>
-          <w:b/>
-          <w:bCs/>
-        </w:rPr>
-        <w:t>Abstract</w:t>
-      </w:r>
-      <w:r>
-        <w:rPr>
-          <w:rFonts w:ascii="Times New Roman" w:hAnsi="Times New Roman" w:cs="Times New Roman"/>
-          <w:b/>
-          <w:bCs/>
-        </w:rPr>
-        <w:t>.</w:t>
-      </w:r>
-      <w:r>
-        <w:rPr>
-          <w:rFonts w:ascii="Times New Roman" w:hAnsi="Times New Roman" w:cs="Times New Roman"/>
-          <w:b/>
-          <w:bCs/>
-        </w:rPr>
-        <w:t xml:space="preserve"> page 1 line</w:t>
-      </w:r>
-      <w:r>
-        <w:rPr>
-          <w:rFonts w:ascii="Times New Roman" w:hAnsi="Times New Roman" w:cs="Times New Roman"/>
-          <w:b/>
-          <w:bCs/>
-        </w:rPr>
-        <w:t xml:space="preserve"> 16: </w:t>
-      </w:r>
-      <w:r>
-        <w:rPr>
-          <w:rFonts w:ascii="Times New Roman" w:hAnsi="Times New Roman" w:cs="Times New Roman"/>
-        </w:rPr>
-        <w:t>I do not believe stochastic is the best adjective here, as this is sensu stricto different than the description above.</w:t>
-      </w:r>
-    </w:p>
-    <w:p>
-      <w:pPr>
-        <w:rPr>
-          <w:rFonts w:ascii="Times New Roman" w:hAnsi="Times New Roman" w:cs="Times New Roman"/>
-        </w:rPr>
-      </w:pPr>
-      <w:r>
-        <w:rPr>
-          <w:rFonts w:ascii="Times New Roman" w:hAnsi="Times New Roman" w:cs="Times New Roman"/>
-          <w:b/>
-          <w:bCs/>
-        </w:rPr>
-        <w:t>Introduction</w:t>
-      </w:r>
-      <w:r>
-        <w:rPr>
-          <w:rFonts w:ascii="Times New Roman" w:hAnsi="Times New Roman" w:cs="Times New Roman"/>
-          <w:b/>
-          <w:bCs/>
-        </w:rPr>
-        <w:t>.</w:t>
-      </w:r>
-      <w:r>
-        <w:rPr>
-          <w:rFonts w:ascii="Times New Roman" w:hAnsi="Times New Roman" w:cs="Times New Roman"/>
-          <w:b/>
-          <w:bCs/>
-        </w:rPr>
-        <w:t xml:space="preserve"> page 1 line 22:</w:t>
-      </w:r>
-      <w:r>
-        <w:rPr>
-          <w:rFonts w:ascii="Times New Roman" w:hAnsi="Times New Roman" w:cs="Times New Roman"/>
-        </w:rPr>
-        <w:t xml:space="preserve"> </w:t>
-      </w:r>
-      <w:proofErr w:type="gramStart"/>
-      <w:r>
-        <w:rPr>
-          <w:rFonts w:ascii="Times New Roman" w:hAnsi="Times New Roman" w:cs="Times New Roman"/>
-        </w:rPr>
-        <w:t>Generally</w:t>
-      </w:r>
-      <w:proofErr w:type="gramEnd"/>
-      <w:r>
-        <w:rPr>
-          <w:rFonts w:ascii="Times New Roman" w:hAnsi="Times New Roman" w:cs="Times New Roman"/>
-        </w:rPr>
-        <w:t xml:space="preserve"> suggest not referring to wildlife as “they”, “them”</w:t>
-      </w:r>
-      <w:proofErr w:type="gramStart"/>
-      <w:r>
-        <w:rPr>
-          <w:rFonts w:ascii="Times New Roman" w:hAnsi="Times New Roman" w:cs="Times New Roman"/>
-        </w:rPr>
-        <w:t>, ”their</w:t>
-      </w:r>
-      <w:proofErr w:type="gramEnd"/>
-      <w:r>
-        <w:rPr>
-          <w:rFonts w:ascii="Times New Roman" w:hAnsi="Times New Roman" w:cs="Times New Roman"/>
-        </w:rPr>
-        <w:t>”, etc.</w:t>
-      </w:r>
-    </w:p>
-    <w:p>
-      <w:pPr>
-        <w:rPr>
-          <w:rFonts w:ascii="Times New Roman" w:hAnsi="Times New Roman" w:cs="Times New Roman"/>
-        </w:rPr>
-      </w:pPr>
-      <w:r>
-        <w:rPr>
-          <w:rFonts w:ascii="Times New Roman" w:hAnsi="Times New Roman" w:cs="Times New Roman"/>
-          <w:b/>
-          <w:bCs/>
-        </w:rPr>
-        <w:t>Introduction. Page 2 line 29:</w:t>
-      </w:r>
-      <w:r>
-        <w:rPr>
-          <w:rFonts w:ascii="Times New Roman" w:hAnsi="Times New Roman" w:cs="Times New Roman"/>
-        </w:rPr>
-        <w:t xml:space="preserve"> </w:t>
-      </w:r>
-      <w:r>
-        <w:rPr>
-          <w:rFonts w:ascii="Times New Roman" w:hAnsi="Times New Roman" w:cs="Times New Roman"/>
-        </w:rPr>
-        <w:t xml:space="preserve">If this term </w:t>
-      </w:r>
-      <w:r>
-        <w:rPr>
-          <w:rFonts w:ascii="Times New Roman" w:hAnsi="Times New Roman" w:cs="Times New Roman"/>
-        </w:rPr>
-        <w:t xml:space="preserve">(generalist) </w:t>
-      </w:r>
-      <w:r>
-        <w:rPr>
-          <w:rFonts w:ascii="Times New Roman" w:hAnsi="Times New Roman" w:cs="Times New Roman"/>
-        </w:rPr>
-        <w:t>is continued to be used in the abstract, inserting this definition would be helpful for the reader. Because my brain did not go to this definition.</w:t>
-      </w:r>
-    </w:p>
-    <w:p>
-      <w:pPr>
-        <w:rPr>
-          <w:rFonts w:ascii="Times New Roman" w:hAnsi="Times New Roman" w:cs="Times New Roman"/>
-        </w:rPr>
-      </w:pPr>
-      <w:r>
-        <w:rPr>
-          <w:rFonts w:ascii="Times New Roman" w:hAnsi="Times New Roman" w:cs="Times New Roman"/>
-          <w:b/>
-          <w:bCs/>
-        </w:rPr>
-        <w:t xml:space="preserve">Introduction. Page 2 line </w:t>
-      </w:r>
-      <w:r>
-        <w:rPr>
-          <w:rFonts w:ascii="Times New Roman" w:hAnsi="Times New Roman" w:cs="Times New Roman"/>
-          <w:b/>
-          <w:bCs/>
-        </w:rPr>
-        <w:t>36</w:t>
-      </w:r>
-      <w:r>
-        <w:rPr>
-          <w:rFonts w:ascii="Times New Roman" w:hAnsi="Times New Roman" w:cs="Times New Roman"/>
-          <w:b/>
-          <w:bCs/>
-        </w:rPr>
-        <w:t>:</w:t>
-      </w:r>
-      <w:r>
-        <w:rPr>
-          <w:rFonts w:ascii="Times New Roman" w:hAnsi="Times New Roman" w:cs="Times New Roman"/>
-        </w:rPr>
-        <w:t xml:space="preserve"> </w:t>
-      </w:r>
-      <w:r>
-        <w:rPr>
-          <w:rFonts w:ascii="Times New Roman" w:hAnsi="Times New Roman" w:cs="Times New Roman"/>
-        </w:rPr>
-        <w:t>Suggest omitting this bit.</w:t>
-      </w:r>
-      <w:r>
-        <w:rPr>
-          <w:rFonts w:ascii="Times New Roman" w:hAnsi="Times New Roman" w:cs="Times New Roman"/>
-        </w:rPr>
-        <w:t xml:space="preserve"> (“at the broader scale”)</w:t>
-      </w:r>
-    </w:p>
-    <w:p>
-      <w:pPr>
-        <w:rPr>
-          <w:rFonts w:ascii="Times New Roman" w:hAnsi="Times New Roman" w:cs="Times New Roman"/>
-        </w:rPr>
-      </w:pPr>
-      <w:r>
-        <w:rPr>
-          <w:rFonts w:ascii="Times New Roman" w:hAnsi="Times New Roman" w:cs="Times New Roman"/>
-          <w:b/>
-          <w:bCs/>
-        </w:rPr>
-        <w:t xml:space="preserve">Introduction. Page 2 line </w:t>
-      </w:r>
-      <w:r>
-        <w:rPr>
-          <w:rFonts w:ascii="Times New Roman" w:hAnsi="Times New Roman" w:cs="Times New Roman"/>
-          <w:b/>
-          <w:bCs/>
-        </w:rPr>
-        <w:t>38</w:t>
-      </w:r>
-      <w:r>
-        <w:rPr>
-          <w:rFonts w:ascii="Times New Roman" w:hAnsi="Times New Roman" w:cs="Times New Roman"/>
-          <w:b/>
-          <w:bCs/>
-        </w:rPr>
-        <w:t>:</w:t>
-      </w:r>
-      <w:r>
-        <w:rPr>
-          <w:rFonts w:ascii="Times New Roman" w:hAnsi="Times New Roman" w:cs="Times New Roman"/>
-        </w:rPr>
-        <w:t xml:space="preserve"> </w:t>
-      </w:r>
-      <w:r>
-        <w:rPr>
-          <w:rFonts w:ascii="Times New Roman" w:hAnsi="Times New Roman" w:cs="Times New Roman"/>
-        </w:rPr>
-        <w:t>Instead of generalist, the authors now refer to this as “broad”, suggest being consistent.</w:t>
-      </w:r>
-    </w:p>
-    <w:p>
-      <w:pPr>
-        <w:rPr>
-          <w:rFonts w:ascii="Times New Roman" w:hAnsi="Times New Roman" w:cs="Times New Roman"/>
-        </w:rPr>
-      </w:pPr>
-      <w:r>
-        <w:rPr>
-          <w:rFonts w:ascii="Times New Roman" w:hAnsi="Times New Roman" w:cs="Times New Roman"/>
-          <w:b/>
-          <w:bCs/>
-        </w:rPr>
-        <w:t>Introduction. Page 2 line</w:t>
-      </w:r>
-      <w:r>
-        <w:rPr>
-          <w:rFonts w:ascii="Times New Roman" w:hAnsi="Times New Roman" w:cs="Times New Roman"/>
-          <w:b/>
-          <w:bCs/>
-        </w:rPr>
-        <w:t>s</w:t>
-      </w:r>
-      <w:r>
-        <w:rPr>
-          <w:rFonts w:ascii="Times New Roman" w:hAnsi="Times New Roman" w:cs="Times New Roman"/>
-          <w:b/>
-          <w:bCs/>
-        </w:rPr>
-        <w:t xml:space="preserve"> </w:t>
-      </w:r>
-      <w:r>
-        <w:rPr>
-          <w:rFonts w:ascii="Times New Roman" w:hAnsi="Times New Roman" w:cs="Times New Roman"/>
-          <w:b/>
-          <w:bCs/>
-        </w:rPr>
-        <w:t>40-41</w:t>
-      </w:r>
-      <w:r>
-        <w:rPr>
-          <w:rFonts w:ascii="Times New Roman" w:hAnsi="Times New Roman" w:cs="Times New Roman"/>
-          <w:b/>
-          <w:bCs/>
-        </w:rPr>
-        <w:t>:</w:t>
-      </w:r>
-      <w:r>
-        <w:rPr>
-          <w:rFonts w:ascii="Times New Roman" w:hAnsi="Times New Roman" w:cs="Times New Roman"/>
-        </w:rPr>
-        <w:t xml:space="preserve"> </w:t>
-      </w:r>
-      <w:r>
-        <w:rPr>
-          <w:rFonts w:ascii="Times New Roman" w:hAnsi="Times New Roman" w:cs="Times New Roman"/>
-        </w:rPr>
-        <w:t>Transition to this idea is rough. Suggest making the flow more logical (e.g., why mention interspecific competition here if irrelevant to your st</w:t>
-      </w:r>
-      <w:r>
-        <w:rPr>
-          <w:rFonts w:ascii="Times New Roman" w:hAnsi="Times New Roman" w:cs="Times New Roman"/>
-        </w:rPr>
-        <w:t>o</w:t>
-      </w:r>
-      <w:r>
-        <w:rPr>
-          <w:rFonts w:ascii="Times New Roman" w:hAnsi="Times New Roman" w:cs="Times New Roman"/>
-        </w:rPr>
-        <w:t>ry?). Maybe just “Intraspecific competition cans shape evolutionary strategies…”</w:t>
-      </w:r>
-    </w:p>
-    <w:p>
-      <w:pPr>
-        <w:rPr>
-          <w:rFonts w:ascii="Times New Roman" w:hAnsi="Times New Roman" w:cs="Times New Roman"/>
-        </w:rPr>
-      </w:pPr>
-      <w:r>
-        <w:rPr>
-          <w:rFonts w:ascii="Times New Roman" w:hAnsi="Times New Roman" w:cs="Times New Roman"/>
-          <w:b/>
-          <w:bCs/>
-        </w:rPr>
-        <w:t>Introduction. Page 2 line</w:t>
-      </w:r>
-      <w:r>
-        <w:rPr>
-          <w:rFonts w:ascii="Times New Roman" w:hAnsi="Times New Roman" w:cs="Times New Roman"/>
-          <w:b/>
-          <w:bCs/>
-        </w:rPr>
-        <w:t>s</w:t>
-      </w:r>
-      <w:r>
-        <w:rPr>
-          <w:rFonts w:ascii="Times New Roman" w:hAnsi="Times New Roman" w:cs="Times New Roman"/>
-          <w:b/>
-          <w:bCs/>
-        </w:rPr>
-        <w:t xml:space="preserve"> </w:t>
-      </w:r>
-      <w:r>
-        <w:rPr>
-          <w:rFonts w:ascii="Times New Roman" w:hAnsi="Times New Roman" w:cs="Times New Roman"/>
-          <w:b/>
-          <w:bCs/>
-        </w:rPr>
-        <w:t>42-44</w:t>
-      </w:r>
-      <w:r>
-        <w:rPr>
-          <w:rFonts w:ascii="Times New Roman" w:hAnsi="Times New Roman" w:cs="Times New Roman"/>
-          <w:b/>
-          <w:bCs/>
-        </w:rPr>
-        <w:t>:</w:t>
-      </w:r>
-      <w:r>
-        <w:rPr>
-          <w:rFonts w:ascii="Times New Roman" w:hAnsi="Times New Roman" w:cs="Times New Roman"/>
-        </w:rPr>
-        <w:t xml:space="preserve"> </w:t>
-      </w:r>
-      <w:r>
-        <w:rPr>
-          <w:rFonts w:ascii="Times New Roman" w:hAnsi="Times New Roman" w:cs="Times New Roman"/>
-        </w:rPr>
-        <w:t>Suggest splitting this into two sentences. The first part “intraspecific competition is though</w:t>
-      </w:r>
-      <w:r>
-        <w:rPr>
-          <w:rFonts w:ascii="Times New Roman" w:hAnsi="Times New Roman" w:cs="Times New Roman"/>
-        </w:rPr>
-        <w:t>t</w:t>
-      </w:r>
-      <w:r>
-        <w:rPr>
-          <w:rFonts w:ascii="Times New Roman" w:hAnsi="Times New Roman" w:cs="Times New Roman"/>
-        </w:rPr>
-        <w:t xml:space="preserve"> to be more prevalent within species…” seems obvious by definition. Suggest being more plain language as to what the authors are trying to say here.</w:t>
-      </w:r>
-    </w:p>
-    <w:p>
-      <w:pPr>
-        <w:rPr>
-          <w:rFonts w:ascii="Times New Roman" w:hAnsi="Times New Roman" w:cs="Times New Roman"/>
-        </w:rPr>
-      </w:pPr>
-      <w:r>
-        <w:rPr>
-          <w:rFonts w:ascii="Times New Roman" w:hAnsi="Times New Roman" w:cs="Times New Roman"/>
-          <w:b/>
-          <w:bCs/>
-        </w:rPr>
         <w:t xml:space="preserve">Introduction. Page </w:t>
       </w:r>
       <w:r>
@@ -1027,7 +1079,6 @@
           <w:b/>
           <w:bCs/>
         </w:rPr>
-        <w:lastRenderedPageBreak/>
         <w:t xml:space="preserve">Introduction. Page </w:t>
       </w:r>
       <w:r>
@@ -1555,35 +1606,6 @@
           <w:rFonts w:ascii="Times New Roman" w:hAnsi="Times New Roman" w:cs="Times New Roman"/>
         </w:rPr>
         <w:t>Be interesting to know what proportion of females were gravid. Hopefully in the Results. I’ve always found it interesting noting how some areas have near 100% gravid rate, others not so much...</w:t>
-      </w:r>
-    </w:p>
-    <w:p>
-      <w:pPr>
-        <w:rPr>
-          <w:rFonts w:ascii="Times New Roman" w:hAnsi="Times New Roman" w:cs="Times New Roman"/>
-        </w:rPr>
-      </w:pPr>
-      <w:r>
-        <w:rPr>
-          <w:rFonts w:ascii="Times New Roman" w:hAnsi="Times New Roman" w:cs="Times New Roman"/>
-          <w:b/>
-          <w:bCs/>
-        </w:rPr>
-        <w:t>Materials and Methods</w:t>
-      </w:r>
-      <w:r>
-        <w:rPr>
-          <w:rFonts w:ascii="Times New Roman" w:hAnsi="Times New Roman" w:cs="Times New Roman"/>
-          <w:b/>
-          <w:bCs/>
-        </w:rPr>
-        <w:t xml:space="preserve">. Page 6 line 128: </w:t>
-      </w:r>
-      <w:r>
-        <w:rPr>
-          <w:rFonts w:ascii="Times New Roman" w:hAnsi="Times New Roman" w:cs="Times New Roman"/>
-        </w:rPr>
-        <w:t xml:space="preserve">Unfortunately, the whole premise of the paper appears to be based on documenting the full range of what cottonmouths “select”, but I fear that this is likely biased given there are likely areas cottonmouths select where cottonmouths are less detectable to humans. This may be a major issue given the framing of this paper.  </w:t>
       </w:r>
     </w:p>
     <w:p>
@@ -1607,6 +1629,35 @@
           <w:b/>
           <w:bCs/>
         </w:rPr>
+        <w:t xml:space="preserve">. Page 6 line 128: </w:t>
+      </w:r>
+      <w:r>
+        <w:rPr>
+          <w:rFonts w:ascii="Times New Roman" w:hAnsi="Times New Roman" w:cs="Times New Roman"/>
+        </w:rPr>
+        <w:t xml:space="preserve">Unfortunately, the whole premise of the paper appears to be based on documenting the full range of what cottonmouths “select”, but I fear that this is likely biased given there are likely areas cottonmouths select where cottonmouths are less detectable to humans. This may be a major issue given the framing of this paper.  </w:t>
+      </w:r>
+    </w:p>
+    <w:p>
+      <w:pPr>
+        <w:rPr>
+          <w:rFonts w:ascii="Times New Roman" w:hAnsi="Times New Roman" w:cs="Times New Roman"/>
+        </w:rPr>
+      </w:pPr>
+      <w:r>
+        <w:rPr>
+          <w:rFonts w:ascii="Times New Roman" w:hAnsi="Times New Roman" w:cs="Times New Roman"/>
+          <w:b/>
+          <w:bCs/>
+        </w:rPr>
+        <w:t>Materials and Methods</w:t>
+      </w:r>
+      <w:r>
+        <w:rPr>
+          <w:rFonts w:ascii="Times New Roman" w:hAnsi="Times New Roman" w:cs="Times New Roman"/>
+          <w:b/>
+          <w:bCs/>
+        </w:rPr>
         <w:t xml:space="preserve">. Page 7 line 156: </w:t>
       </w:r>
       <w:r>
@@ -2270,14 +2321,7 @@
           <w:rFonts w:ascii="Times New Roman" w:hAnsi="Times New Roman" w:cs="Times New Roman"/>
           <w:color w:val="0432FF"/>
         </w:rPr>
-        <w:t xml:space="preserve">We have inserted the suggested citations </w:t>
-      </w:r>
-      <w:r>
-        <w:rPr>
-          <w:rFonts w:ascii="Times New Roman" w:hAnsi="Times New Roman" w:cs="Times New Roman"/>
-          <w:color w:val="0432FF"/>
-        </w:rPr>
-        <w:t xml:space="preserve">(Reinert 1984 and </w:t>
+        <w:t xml:space="preserve">We have inserted the suggested citations (Reinert 1984 and </w:t>
       </w:r>
       <w:proofErr w:type="spellStart"/>
       <w:r>
@@ -2293,14 +2337,7 @@
           <w:rFonts w:ascii="Times New Roman" w:hAnsi="Times New Roman" w:cs="Times New Roman"/>
           <w:color w:val="0432FF"/>
         </w:rPr>
-        <w:t xml:space="preserve"> et al. 2022) </w:t>
-      </w:r>
-      <w:r>
-        <w:rPr>
-          <w:rFonts w:ascii="Times New Roman" w:hAnsi="Times New Roman" w:cs="Times New Roman"/>
-          <w:color w:val="0432FF"/>
-        </w:rPr>
-        <w:t xml:space="preserve">and provided a discussion of the </w:t>
+        <w:t xml:space="preserve"> et al. 2022) and provided a discussion of the </w:t>
       </w:r>
       <w:r>
         <w:rPr>

--- a/1-manuscript-current/1-HCB Revised 2026/HCB_2026-018_Rebuttal Comments.docx
+++ b/1-manuscript-current/1-HCB Revised 2026/HCB_2026-018_Rebuttal Comments.docx
@@ -179,6 +179,29 @@
         </w:rPr>
         <w:t xml:space="preserve"> </w:t>
       </w:r>
+      <w:r>
+        <w:rPr>
+          <w:rFonts w:ascii="Times New Roman" w:hAnsi="Times New Roman" w:cs="Times New Roman"/>
+          <w:color w:val="0432FF"/>
+        </w:rPr>
+        <w:t xml:space="preserve">We agree with many of the </w:t>
+      </w:r>
+      <w:proofErr w:type="gramStart"/>
+      <w:r>
+        <w:rPr>
+          <w:rFonts w:ascii="Times New Roman" w:hAnsi="Times New Roman" w:cs="Times New Roman"/>
+          <w:color w:val="0432FF"/>
+        </w:rPr>
+        <w:t>reviewers</w:t>
+      </w:r>
+      <w:proofErr w:type="gramEnd"/>
+      <w:r>
+        <w:rPr>
+          <w:rFonts w:ascii="Times New Roman" w:hAnsi="Times New Roman" w:cs="Times New Roman"/>
+          <w:color w:val="0432FF"/>
+        </w:rPr>
+        <w:t xml:space="preserve"> comments on specific wording and have changed language in several places for clarity.</w:t>
+      </w:r>
     </w:p>
     <w:p>
       <w:pPr>
@@ -331,6 +354,35 @@
       <w:pPr>
         <w:rPr>
           <w:rFonts w:ascii="Times New Roman" w:hAnsi="Times New Roman" w:cs="Times New Roman"/>
+          <w:color w:val="0432FF"/>
+        </w:rPr>
+      </w:pPr>
+      <w:r>
+        <w:rPr>
+          <w:rFonts w:ascii="Times New Roman" w:hAnsi="Times New Roman" w:cs="Times New Roman"/>
+          <w:color w:val="0432FF"/>
+        </w:rPr>
+        <w:t>We changed/added sentence to “</w:t>
+      </w:r>
+      <w:r>
+        <w:rPr>
+          <w:rFonts w:ascii="Times New Roman" w:hAnsi="Times New Roman" w:cs="Times New Roman"/>
+          <w:color w:val="0432FF"/>
+        </w:rPr>
+        <w:t>We examined potential shifts in habitat selection</w:t>
+      </w:r>
+      <w:r>
+        <w:rPr>
+          <w:rFonts w:ascii="Times New Roman" w:hAnsi="Times New Roman" w:cs="Times New Roman"/>
+          <w:color w:val="0432FF"/>
+        </w:rPr>
+        <w:t>…”</w:t>
+      </w:r>
+    </w:p>
+    <w:p>
+      <w:pPr>
+        <w:rPr>
+          <w:rFonts w:ascii="Times New Roman" w:hAnsi="Times New Roman" w:cs="Times New Roman"/>
         </w:rPr>
       </w:pPr>
       <w:r>
@@ -390,6 +442,42 @@
       <w:pPr>
         <w:rPr>
           <w:rFonts w:ascii="Times New Roman" w:hAnsi="Times New Roman" w:cs="Times New Roman"/>
+          <w:color w:val="0432FF"/>
+        </w:rPr>
+      </w:pPr>
+      <w:r>
+        <w:rPr>
+          <w:rFonts w:ascii="Times New Roman" w:hAnsi="Times New Roman" w:cs="Times New Roman"/>
+          <w:color w:val="0432FF"/>
+        </w:rPr>
+        <w:t xml:space="preserve">We do not feel it is important to lay out </w:t>
+      </w:r>
+      <w:r>
+        <w:rPr>
+          <w:rFonts w:ascii="Times New Roman" w:hAnsi="Times New Roman" w:cs="Times New Roman"/>
+          <w:color w:val="0432FF"/>
+        </w:rPr>
+        <w:t xml:space="preserve">the specific </w:t>
+      </w:r>
+      <w:r>
+        <w:rPr>
+          <w:rFonts w:ascii="Times New Roman" w:hAnsi="Times New Roman" w:cs="Times New Roman"/>
+          <w:color w:val="0432FF"/>
+        </w:rPr>
+        <w:t>assumptions of methods and analyses in the abstract of the manuscript.</w:t>
+      </w:r>
+      <w:r>
+        <w:rPr>
+          <w:rFonts w:ascii="Times New Roman" w:hAnsi="Times New Roman" w:cs="Times New Roman"/>
+          <w:color w:val="0432FF"/>
+        </w:rPr>
+        <w:t xml:space="preserve"> Also add wording about disproportionate use of habitat (demonstrating specific habitat selection).</w:t>
+      </w:r>
+    </w:p>
+    <w:p>
+      <w:pPr>
+        <w:rPr>
+          <w:rFonts w:ascii="Times New Roman" w:hAnsi="Times New Roman" w:cs="Times New Roman"/>
         </w:rPr>
       </w:pPr>
       <w:r>
@@ -447,6 +535,35 @@
       <w:pPr>
         <w:rPr>
           <w:rFonts w:ascii="Times New Roman" w:hAnsi="Times New Roman" w:cs="Times New Roman"/>
+          <w:color w:val="0432FF"/>
+        </w:rPr>
+      </w:pPr>
+      <w:r>
+        <w:rPr>
+          <w:rFonts w:ascii="Times New Roman" w:hAnsi="Times New Roman" w:cs="Times New Roman"/>
+          <w:color w:val="0432FF"/>
+        </w:rPr>
+        <w:t>Sample sizes are given in the results section</w:t>
+      </w:r>
+      <w:r>
+        <w:rPr>
+          <w:rFonts w:ascii="Times New Roman" w:hAnsi="Times New Roman" w:cs="Times New Roman"/>
+          <w:color w:val="0432FF"/>
+        </w:rPr>
+        <w:t xml:space="preserve"> (sentences 1-3 of results section)</w:t>
+      </w:r>
+      <w:r>
+        <w:rPr>
+          <w:rFonts w:ascii="Times New Roman" w:hAnsi="Times New Roman" w:cs="Times New Roman"/>
+          <w:color w:val="0432FF"/>
+        </w:rPr>
+        <w:t>.</w:t>
+      </w:r>
+    </w:p>
+    <w:p>
+      <w:pPr>
+        <w:rPr>
+          <w:rFonts w:ascii="Times New Roman" w:hAnsi="Times New Roman" w:cs="Times New Roman"/>
         </w:rPr>
       </w:pPr>
       <w:r>
@@ -492,6 +609,170 @@
       <w:pPr>
         <w:rPr>
           <w:rFonts w:ascii="Times New Roman" w:hAnsi="Times New Roman" w:cs="Times New Roman"/>
+          <w:color w:val="0432FF"/>
+        </w:rPr>
+      </w:pPr>
+      <w:r>
+        <w:rPr>
+          <w:rFonts w:ascii="Times New Roman" w:hAnsi="Times New Roman" w:cs="Times New Roman"/>
+          <w:color w:val="0432FF"/>
+        </w:rPr>
+        <w:t xml:space="preserve">We used </w:t>
+      </w:r>
+      <w:proofErr w:type="gramStart"/>
+      <w:r>
+        <w:rPr>
+          <w:rFonts w:ascii="Times New Roman" w:hAnsi="Times New Roman" w:cs="Times New Roman"/>
+          <w:color w:val="0432FF"/>
+        </w:rPr>
+        <w:t>P</w:t>
+      </w:r>
+      <w:r>
+        <w:rPr>
+          <w:rFonts w:ascii="Times New Roman" w:hAnsi="Times New Roman" w:cs="Times New Roman"/>
+          <w:color w:val="0432FF"/>
+        </w:rPr>
+        <w:t>rinciple</w:t>
+      </w:r>
+      <w:proofErr w:type="gramEnd"/>
+      <w:r>
+        <w:rPr>
+          <w:rFonts w:ascii="Times New Roman" w:hAnsi="Times New Roman" w:cs="Times New Roman"/>
+          <w:color w:val="0432FF"/>
+        </w:rPr>
+        <w:t xml:space="preserve"> </w:t>
+      </w:r>
+      <w:r>
+        <w:rPr>
+          <w:rFonts w:ascii="Times New Roman" w:hAnsi="Times New Roman" w:cs="Times New Roman"/>
+          <w:color w:val="0432FF"/>
+        </w:rPr>
+        <w:t>C</w:t>
+      </w:r>
+      <w:r>
+        <w:rPr>
+          <w:rFonts w:ascii="Times New Roman" w:hAnsi="Times New Roman" w:cs="Times New Roman"/>
+          <w:color w:val="0432FF"/>
+        </w:rPr>
+        <w:t xml:space="preserve">omponents </w:t>
+      </w:r>
+      <w:r>
+        <w:rPr>
+          <w:rFonts w:ascii="Times New Roman" w:hAnsi="Times New Roman" w:cs="Times New Roman"/>
+          <w:color w:val="0432FF"/>
+        </w:rPr>
+        <w:t>A</w:t>
+      </w:r>
+      <w:r>
+        <w:rPr>
+          <w:rFonts w:ascii="Times New Roman" w:hAnsi="Times New Roman" w:cs="Times New Roman"/>
+          <w:color w:val="0432FF"/>
+        </w:rPr>
+        <w:t xml:space="preserve">nalysis, </w:t>
+      </w:r>
+      <w:r>
+        <w:rPr>
+          <w:rFonts w:ascii="Times New Roman" w:hAnsi="Times New Roman" w:cs="Times New Roman"/>
+          <w:color w:val="0432FF"/>
+        </w:rPr>
+        <w:t>Permutational Multivariate Analysis of Variance</w:t>
+      </w:r>
+      <w:r>
+        <w:rPr>
+          <w:rFonts w:ascii="Times New Roman" w:hAnsi="Times New Roman" w:cs="Times New Roman"/>
+          <w:color w:val="0432FF"/>
+        </w:rPr>
+        <w:t xml:space="preserve">, </w:t>
+      </w:r>
+      <w:r>
+        <w:rPr>
+          <w:rFonts w:ascii="Times New Roman" w:hAnsi="Times New Roman" w:cs="Times New Roman"/>
+          <w:color w:val="0432FF"/>
+        </w:rPr>
+        <w:t>Permutational Analysis of Multivariate Dispersion</w:t>
+      </w:r>
+      <w:r>
+        <w:rPr>
+          <w:rFonts w:ascii="Times New Roman" w:hAnsi="Times New Roman" w:cs="Times New Roman"/>
+          <w:color w:val="0432FF"/>
+        </w:rPr>
+        <w:t xml:space="preserve">, and </w:t>
+      </w:r>
+      <w:r>
+        <w:rPr>
+          <w:rFonts w:ascii="Times New Roman" w:hAnsi="Times New Roman" w:cs="Times New Roman"/>
+          <w:color w:val="0432FF"/>
+        </w:rPr>
+        <w:t xml:space="preserve">Random Forest </w:t>
+      </w:r>
+      <w:r>
+        <w:rPr>
+          <w:rFonts w:ascii="Times New Roman" w:hAnsi="Times New Roman" w:cs="Times New Roman"/>
+          <w:color w:val="0432FF"/>
+        </w:rPr>
+        <w:t>C</w:t>
+      </w:r>
+      <w:r>
+        <w:rPr>
+          <w:rFonts w:ascii="Times New Roman" w:hAnsi="Times New Roman" w:cs="Times New Roman"/>
+          <w:color w:val="0432FF"/>
+        </w:rPr>
+        <w:t>lassification</w:t>
+      </w:r>
+      <w:r>
+        <w:rPr>
+          <w:rFonts w:ascii="Times New Roman" w:hAnsi="Times New Roman" w:cs="Times New Roman"/>
+          <w:color w:val="0432FF"/>
+        </w:rPr>
+        <w:t xml:space="preserve">. Each of these techniques are multivariate and grouping them into one general category </w:t>
+      </w:r>
+      <w:r>
+        <w:rPr>
+          <w:rFonts w:ascii="Times New Roman" w:hAnsi="Times New Roman" w:cs="Times New Roman"/>
+          <w:color w:val="0432FF"/>
+        </w:rPr>
+        <w:t>called</w:t>
+      </w:r>
+      <w:r>
+        <w:rPr>
+          <w:rFonts w:ascii="Times New Roman" w:hAnsi="Times New Roman" w:cs="Times New Roman"/>
+          <w:color w:val="0432FF"/>
+        </w:rPr>
+        <w:t xml:space="preserve"> </w:t>
+      </w:r>
+      <w:r>
+        <w:rPr>
+          <w:rFonts w:ascii="Times New Roman" w:hAnsi="Times New Roman" w:cs="Times New Roman"/>
+          <w:color w:val="0432FF"/>
+        </w:rPr>
+        <w:t>“multivariate analysis”</w:t>
+      </w:r>
+      <w:r>
+        <w:rPr>
+          <w:rFonts w:ascii="Times New Roman" w:hAnsi="Times New Roman" w:cs="Times New Roman"/>
+          <w:color w:val="0432FF"/>
+        </w:rPr>
+        <w:t xml:space="preserve"> for the abstract </w:t>
+      </w:r>
+      <w:r>
+        <w:rPr>
+          <w:rFonts w:ascii="Times New Roman" w:hAnsi="Times New Roman" w:cs="Times New Roman"/>
+          <w:color w:val="0432FF"/>
+        </w:rPr>
+        <w:t xml:space="preserve">allows a broad overview </w:t>
+      </w:r>
+      <w:r>
+        <w:rPr>
+          <w:rFonts w:ascii="Times New Roman" w:hAnsi="Times New Roman" w:cs="Times New Roman"/>
+          <w:color w:val="0432FF"/>
+        </w:rPr>
+        <w:t>rather than specific details, which are presented in the methods section.</w:t>
+      </w:r>
+    </w:p>
+    <w:p>
+      <w:pPr>
+        <w:rPr>
+          <w:rFonts w:ascii="Times New Roman" w:hAnsi="Times New Roman" w:cs="Times New Roman"/>
         </w:rPr>
       </w:pPr>
       <w:r>
@@ -532,6 +813,76 @@
         </w:rPr>
         <w:t>A parenthetical “e.g.,” statement feels warranted here to describe some of these micro habitats.</w:t>
       </w:r>
+      <w:r>
+        <w:rPr>
+          <w:rFonts w:ascii="Times New Roman" w:hAnsi="Times New Roman" w:cs="Times New Roman"/>
+        </w:rPr>
+        <w:t xml:space="preserve"> </w:t>
+      </w:r>
+    </w:p>
+    <w:p>
+      <w:pPr>
+        <w:rPr>
+          <w:rFonts w:ascii="Times New Roman" w:hAnsi="Times New Roman" w:cs="Times New Roman"/>
+          <w:color w:val="0432FF"/>
+        </w:rPr>
+      </w:pPr>
+      <w:r>
+        <w:rPr>
+          <w:rFonts w:ascii="Times New Roman" w:hAnsi="Times New Roman" w:cs="Times New Roman"/>
+          <w:color w:val="0432FF"/>
+        </w:rPr>
+        <w:t xml:space="preserve">The word “microhabitats” seems too </w:t>
+      </w:r>
+      <w:r>
+        <w:rPr>
+          <w:rFonts w:ascii="Times New Roman" w:hAnsi="Times New Roman" w:cs="Times New Roman"/>
+          <w:color w:val="0432FF"/>
+        </w:rPr>
+        <w:t>specific,</w:t>
+      </w:r>
+      <w:r>
+        <w:rPr>
+          <w:rFonts w:ascii="Times New Roman" w:hAnsi="Times New Roman" w:cs="Times New Roman"/>
+          <w:color w:val="0432FF"/>
+        </w:rPr>
+        <w:t xml:space="preserve"> and we have changed wording to “</w:t>
+      </w:r>
+      <w:r>
+        <w:rPr>
+          <w:rFonts w:ascii="Times New Roman" w:hAnsi="Times New Roman" w:cs="Times New Roman"/>
+          <w:color w:val="0432FF"/>
+        </w:rPr>
+        <w:t xml:space="preserve">aquatic and terrestrial </w:t>
+      </w:r>
+      <w:r>
+        <w:rPr>
+          <w:rFonts w:ascii="Times New Roman" w:hAnsi="Times New Roman" w:cs="Times New Roman"/>
+          <w:color w:val="0432FF"/>
+        </w:rPr>
+        <w:t>habitat features”</w:t>
+      </w:r>
+      <w:r>
+        <w:rPr>
+          <w:rFonts w:ascii="Times New Roman" w:hAnsi="Times New Roman" w:cs="Times New Roman"/>
+          <w:color w:val="0432FF"/>
+        </w:rPr>
+        <w:t xml:space="preserve"> for added detail without being over verbose</w:t>
+      </w:r>
+      <w:r>
+        <w:rPr>
+          <w:rFonts w:ascii="Times New Roman" w:hAnsi="Times New Roman" w:cs="Times New Roman"/>
+          <w:color w:val="0432FF"/>
+        </w:rPr>
+        <w:t xml:space="preserve">. </w:t>
+      </w:r>
+      <w:r>
+        <w:rPr>
+          <w:rFonts w:ascii="Times New Roman" w:hAnsi="Times New Roman" w:cs="Times New Roman"/>
+          <w:color w:val="0432FF"/>
+        </w:rPr>
+        <w:t xml:space="preserve"> </w:t>
+      </w:r>
     </w:p>
     <w:p>
       <w:pPr>
@@ -582,6 +933,63 @@
       <w:pPr>
         <w:rPr>
           <w:rFonts w:ascii="Times New Roman" w:hAnsi="Times New Roman" w:cs="Times New Roman"/>
+          <w:color w:val="0432FF"/>
+        </w:rPr>
+      </w:pPr>
+      <w:r>
+        <w:rPr>
+          <w:rFonts w:ascii="Times New Roman" w:hAnsi="Times New Roman" w:cs="Times New Roman"/>
+          <w:color w:val="0432FF"/>
+        </w:rPr>
+        <w:t xml:space="preserve">We agree. We intended to describe </w:t>
+      </w:r>
+      <w:r>
+        <w:rPr>
+          <w:rFonts w:ascii="Times New Roman" w:hAnsi="Times New Roman" w:cs="Times New Roman"/>
+          <w:color w:val="0432FF"/>
+        </w:rPr>
+        <w:t xml:space="preserve">cottonmouth </w:t>
+      </w:r>
+      <w:r>
+        <w:rPr>
+          <w:rFonts w:ascii="Times New Roman" w:hAnsi="Times New Roman" w:cs="Times New Roman"/>
+          <w:color w:val="0432FF"/>
+        </w:rPr>
+        <w:t xml:space="preserve">use of </w:t>
+      </w:r>
+      <w:r>
+        <w:rPr>
+          <w:rFonts w:ascii="Times New Roman" w:hAnsi="Times New Roman" w:cs="Times New Roman"/>
+          <w:color w:val="0432FF"/>
+        </w:rPr>
+        <w:t xml:space="preserve">habitat as </w:t>
+      </w:r>
+      <w:r>
+        <w:rPr>
+          <w:rFonts w:ascii="Times New Roman" w:hAnsi="Times New Roman" w:cs="Times New Roman"/>
+          <w:color w:val="0432FF"/>
+        </w:rPr>
+        <w:t xml:space="preserve">generally </w:t>
+      </w:r>
+      <w:r>
+        <w:rPr>
+          <w:rFonts w:ascii="Times New Roman" w:hAnsi="Times New Roman" w:cs="Times New Roman"/>
+          <w:color w:val="0432FF"/>
+        </w:rPr>
+        <w:t xml:space="preserve">variable, but still measurably different from </w:t>
+      </w:r>
+      <w:r>
+        <w:rPr>
+          <w:rFonts w:ascii="Times New Roman" w:hAnsi="Times New Roman" w:cs="Times New Roman"/>
+          <w:color w:val="0432FF"/>
+        </w:rPr>
+        <w:t>available. We changed generalist to “shifting” and we think that line of reasoning better reflects the ontogenetic changes in habitat use we observed.</w:t>
+      </w:r>
+    </w:p>
+    <w:p>
+      <w:pPr>
+        <w:rPr>
+          <w:rFonts w:ascii="Times New Roman" w:hAnsi="Times New Roman" w:cs="Times New Roman"/>
         </w:rPr>
       </w:pPr>
       <w:r>
@@ -632,6 +1040,28 @@
       <w:r>
         <w:rPr>
           <w:rFonts w:ascii="Times New Roman" w:hAnsi="Times New Roman" w:cs="Times New Roman"/>
+          <w:color w:val="0432FF"/>
+        </w:rPr>
+        <w:lastRenderedPageBreak/>
+        <w:t>We agree.</w:t>
+      </w:r>
+      <w:r>
+        <w:rPr>
+          <w:rFonts w:ascii="Times New Roman" w:hAnsi="Times New Roman" w:cs="Times New Roman"/>
+          <w:color w:val="0432FF"/>
+        </w:rPr>
+        <w:t xml:space="preserve"> We have changed stochastic to “dynamic” to better reflect changes in the wetland environment.</w:t>
+      </w:r>
+    </w:p>
+    <w:p>
+      <w:pPr>
+        <w:rPr>
+          <w:rFonts w:ascii="Times New Roman" w:hAnsi="Times New Roman" w:cs="Times New Roman"/>
+        </w:rPr>
+      </w:pPr>
+      <w:r>
+        <w:rPr>
+          <w:rFonts w:ascii="Times New Roman" w:hAnsi="Times New Roman" w:cs="Times New Roman"/>
           <w:b/>
           <w:bCs/>
         </w:rPr>
@@ -973,7 +1403,6 @@
           <w:b/>
           <w:bCs/>
         </w:rPr>
-        <w:lastRenderedPageBreak/>
         <w:t xml:space="preserve">Introduction. Page </w:t>
       </w:r>
       <w:r>
@@ -1423,203 +1852,6 @@
           <w:b/>
           <w:bCs/>
         </w:rPr>
-        <w:t>Materials and Methods</w:t>
-      </w:r>
-      <w:r>
-        <w:rPr>
-          <w:rFonts w:ascii="Times New Roman" w:hAnsi="Times New Roman" w:cs="Times New Roman"/>
-          <w:b/>
-          <w:bCs/>
-        </w:rPr>
-        <w:t>. Page 4 line 80:</w:t>
-      </w:r>
-      <w:r>
-        <w:rPr>
-          <w:rFonts w:ascii="Times New Roman" w:hAnsi="Times New Roman" w:cs="Times New Roman"/>
-        </w:rPr>
-        <w:t xml:space="preserve"> </w:t>
-      </w:r>
-      <w:r>
-        <w:rPr>
-          <w:rFonts w:ascii="Times New Roman" w:hAnsi="Times New Roman" w:cs="Times New Roman"/>
-        </w:rPr>
-        <w:t>Telemetric studies? If so, this adjective would be informative to the reader.</w:t>
-      </w:r>
-    </w:p>
-    <w:p>
-      <w:pPr>
-        <w:rPr>
-          <w:rFonts w:ascii="Times New Roman" w:hAnsi="Times New Roman" w:cs="Times New Roman"/>
-        </w:rPr>
-      </w:pPr>
-      <w:r>
-        <w:rPr>
-          <w:rFonts w:ascii="Times New Roman" w:hAnsi="Times New Roman" w:cs="Times New Roman"/>
-          <w:b/>
-          <w:bCs/>
-        </w:rPr>
-        <w:t>Materials and Methods</w:t>
-      </w:r>
-      <w:r>
-        <w:rPr>
-          <w:rFonts w:ascii="Times New Roman" w:hAnsi="Times New Roman" w:cs="Times New Roman"/>
-          <w:b/>
-          <w:bCs/>
-        </w:rPr>
-        <w:t>. Page 5 line 98:</w:t>
-      </w:r>
-      <w:r>
-        <w:rPr>
-          <w:rFonts w:ascii="Times New Roman" w:hAnsi="Times New Roman" w:cs="Times New Roman"/>
-        </w:rPr>
-        <w:t xml:space="preserve"> </w:t>
-      </w:r>
-      <w:r>
-        <w:rPr>
-          <w:rFonts w:ascii="Times New Roman" w:hAnsi="Times New Roman" w:cs="Times New Roman"/>
-        </w:rPr>
-        <w:t xml:space="preserve">This figure </w:t>
-      </w:r>
-      <w:r>
-        <w:rPr>
-          <w:rFonts w:ascii="Times New Roman" w:hAnsi="Times New Roman" w:cs="Times New Roman"/>
-        </w:rPr>
-        <w:t xml:space="preserve">(figure 1) </w:t>
-      </w:r>
-      <w:r>
-        <w:rPr>
-          <w:rFonts w:ascii="Times New Roman" w:hAnsi="Times New Roman" w:cs="Times New Roman"/>
-        </w:rPr>
-        <w:t>could be SI in my opinion.</w:t>
-      </w:r>
-    </w:p>
-    <w:p>
-      <w:pPr>
-        <w:rPr>
-          <w:rFonts w:ascii="Times New Roman" w:hAnsi="Times New Roman" w:cs="Times New Roman"/>
-          <w:color w:val="0432FF"/>
-        </w:rPr>
-      </w:pPr>
-      <w:r>
-        <w:rPr>
-          <w:rFonts w:ascii="Times New Roman" w:hAnsi="Times New Roman" w:cs="Times New Roman"/>
-          <w:color w:val="0432FF"/>
-        </w:rPr>
-        <w:t>Maybe swap for map?</w:t>
-      </w:r>
-      <w:r>
-        <w:rPr>
-          <w:rFonts w:ascii="Times New Roman" w:hAnsi="Times New Roman" w:cs="Times New Roman"/>
-          <w:color w:val="0432FF"/>
-        </w:rPr>
-        <w:t xml:space="preserve"> Help show we searched everywhere.</w:t>
-      </w:r>
-    </w:p>
-    <w:p>
-      <w:pPr>
-        <w:rPr>
-          <w:rFonts w:ascii="Times New Roman" w:hAnsi="Times New Roman" w:cs="Times New Roman"/>
-        </w:rPr>
-      </w:pPr>
-      <w:r>
-        <w:rPr>
-          <w:rFonts w:ascii="Times New Roman" w:hAnsi="Times New Roman" w:cs="Times New Roman"/>
-          <w:b/>
-          <w:bCs/>
-        </w:rPr>
-        <w:t>Materials and Methods</w:t>
-      </w:r>
-      <w:r>
-        <w:rPr>
-          <w:rFonts w:ascii="Times New Roman" w:hAnsi="Times New Roman" w:cs="Times New Roman"/>
-          <w:b/>
-          <w:bCs/>
-        </w:rPr>
-        <w:t>. Page 5 line 101 (section describing field collection):</w:t>
-      </w:r>
-      <w:r>
-        <w:rPr>
-          <w:rFonts w:ascii="Times New Roman" w:hAnsi="Times New Roman" w:cs="Times New Roman"/>
-        </w:rPr>
-        <w:t xml:space="preserve"> </w:t>
-      </w:r>
-      <w:r>
-        <w:rPr>
-          <w:rFonts w:ascii="Times New Roman" w:hAnsi="Times New Roman" w:cs="Times New Roman"/>
-        </w:rPr>
-        <w:t>A lot of important information left out here. How often and how long were areas searched? What was the searching strategy? Searching veg? Just open path? Effort allocation? Design of the paths searched? Was the whole search at will of the surveyor? All of these details and other relevant pieces of information need to be included here. Basically, be a complete pedant here and describe everything in terms of how you searched for snakes. Because the study is not telemetric, it seems like if there is not a formal design here, this could induce bias.</w:t>
-      </w:r>
-    </w:p>
-    <w:p>
-      <w:pPr>
-        <w:rPr>
-          <w:rFonts w:ascii="Times New Roman" w:hAnsi="Times New Roman" w:cs="Times New Roman"/>
-        </w:rPr>
-      </w:pPr>
-      <w:r>
-        <w:rPr>
-          <w:rFonts w:ascii="Times New Roman" w:hAnsi="Times New Roman" w:cs="Times New Roman"/>
-          <w:b/>
-          <w:bCs/>
-        </w:rPr>
-        <w:t>Materials and Methods</w:t>
-      </w:r>
-      <w:r>
-        <w:rPr>
-          <w:rFonts w:ascii="Times New Roman" w:hAnsi="Times New Roman" w:cs="Times New Roman"/>
-          <w:b/>
-          <w:bCs/>
-        </w:rPr>
-        <w:t xml:space="preserve">. Page 5 lines 103-105: </w:t>
-      </w:r>
-      <w:r>
-        <w:rPr>
-          <w:rFonts w:ascii="Times New Roman" w:hAnsi="Times New Roman" w:cs="Times New Roman"/>
-        </w:rPr>
-        <w:t>Was a scale trimmed to also know if an animal shed a PIT tag? I feel like I’ve heard of that happening in cottonmouths before.</w:t>
-      </w:r>
-    </w:p>
-    <w:p>
-      <w:pPr>
-        <w:rPr>
-          <w:rFonts w:ascii="Times New Roman" w:hAnsi="Times New Roman" w:cs="Times New Roman"/>
-        </w:rPr>
-      </w:pPr>
-      <w:r>
-        <w:rPr>
-          <w:rFonts w:ascii="Times New Roman" w:hAnsi="Times New Roman" w:cs="Times New Roman"/>
-          <w:b/>
-          <w:bCs/>
-        </w:rPr>
-        <w:t>Materials and Methods</w:t>
-      </w:r>
-      <w:r>
-        <w:rPr>
-          <w:rFonts w:ascii="Times New Roman" w:hAnsi="Times New Roman" w:cs="Times New Roman"/>
-          <w:b/>
-          <w:bCs/>
-        </w:rPr>
-        <w:t xml:space="preserve">. Page 5 lines 114-115: </w:t>
-      </w:r>
-      <w:r>
-        <w:rPr>
-          <w:rFonts w:ascii="Times New Roman" w:hAnsi="Times New Roman" w:cs="Times New Roman"/>
-        </w:rPr>
-        <w:t>Be interesting to know what proportion of females were gravid. Hopefully in the Results. I’ve always found it interesting noting how some areas have near 100% gravid rate, others not so much...</w:t>
-      </w:r>
-    </w:p>
-    <w:p>
-      <w:pPr>
-        <w:rPr>
-          <w:rFonts w:ascii="Times New Roman" w:hAnsi="Times New Roman" w:cs="Times New Roman"/>
-        </w:rPr>
-      </w:pPr>
-      <w:r>
-        <w:rPr>
-          <w:rFonts w:ascii="Times New Roman" w:hAnsi="Times New Roman" w:cs="Times New Roman"/>
-          <w:b/>
-          <w:bCs/>
-        </w:rPr>
         <w:lastRenderedPageBreak/>
         <w:t>Materials and Methods</w:t>
       </w:r>
@@ -1629,6 +1861,203 @@
           <w:b/>
           <w:bCs/>
         </w:rPr>
+        <w:t>. Page 4 line 80:</w:t>
+      </w:r>
+      <w:r>
+        <w:rPr>
+          <w:rFonts w:ascii="Times New Roman" w:hAnsi="Times New Roman" w:cs="Times New Roman"/>
+        </w:rPr>
+        <w:t xml:space="preserve"> </w:t>
+      </w:r>
+      <w:r>
+        <w:rPr>
+          <w:rFonts w:ascii="Times New Roman" w:hAnsi="Times New Roman" w:cs="Times New Roman"/>
+        </w:rPr>
+        <w:t>Telemetric studies? If so, this adjective would be informative to the reader.</w:t>
+      </w:r>
+    </w:p>
+    <w:p>
+      <w:pPr>
+        <w:rPr>
+          <w:rFonts w:ascii="Times New Roman" w:hAnsi="Times New Roman" w:cs="Times New Roman"/>
+        </w:rPr>
+      </w:pPr>
+      <w:r>
+        <w:rPr>
+          <w:rFonts w:ascii="Times New Roman" w:hAnsi="Times New Roman" w:cs="Times New Roman"/>
+          <w:b/>
+          <w:bCs/>
+        </w:rPr>
+        <w:t>Materials and Methods</w:t>
+      </w:r>
+      <w:r>
+        <w:rPr>
+          <w:rFonts w:ascii="Times New Roman" w:hAnsi="Times New Roman" w:cs="Times New Roman"/>
+          <w:b/>
+          <w:bCs/>
+        </w:rPr>
+        <w:t>. Page 5 line 98:</w:t>
+      </w:r>
+      <w:r>
+        <w:rPr>
+          <w:rFonts w:ascii="Times New Roman" w:hAnsi="Times New Roman" w:cs="Times New Roman"/>
+        </w:rPr>
+        <w:t xml:space="preserve"> </w:t>
+      </w:r>
+      <w:r>
+        <w:rPr>
+          <w:rFonts w:ascii="Times New Roman" w:hAnsi="Times New Roman" w:cs="Times New Roman"/>
+        </w:rPr>
+        <w:t xml:space="preserve">This figure </w:t>
+      </w:r>
+      <w:r>
+        <w:rPr>
+          <w:rFonts w:ascii="Times New Roman" w:hAnsi="Times New Roman" w:cs="Times New Roman"/>
+        </w:rPr>
+        <w:t xml:space="preserve">(figure 1) </w:t>
+      </w:r>
+      <w:r>
+        <w:rPr>
+          <w:rFonts w:ascii="Times New Roman" w:hAnsi="Times New Roman" w:cs="Times New Roman"/>
+        </w:rPr>
+        <w:t>could be SI in my opinion.</w:t>
+      </w:r>
+    </w:p>
+    <w:p>
+      <w:pPr>
+        <w:rPr>
+          <w:rFonts w:ascii="Times New Roman" w:hAnsi="Times New Roman" w:cs="Times New Roman"/>
+          <w:color w:val="0432FF"/>
+        </w:rPr>
+      </w:pPr>
+      <w:r>
+        <w:rPr>
+          <w:rFonts w:ascii="Times New Roman" w:hAnsi="Times New Roman" w:cs="Times New Roman"/>
+          <w:color w:val="0432FF"/>
+        </w:rPr>
+        <w:t>Maybe swap for map?</w:t>
+      </w:r>
+      <w:r>
+        <w:rPr>
+          <w:rFonts w:ascii="Times New Roman" w:hAnsi="Times New Roman" w:cs="Times New Roman"/>
+          <w:color w:val="0432FF"/>
+        </w:rPr>
+        <w:t xml:space="preserve"> Help show we searched everywhere.</w:t>
+      </w:r>
+    </w:p>
+    <w:p>
+      <w:pPr>
+        <w:rPr>
+          <w:rFonts w:ascii="Times New Roman" w:hAnsi="Times New Roman" w:cs="Times New Roman"/>
+        </w:rPr>
+      </w:pPr>
+      <w:r>
+        <w:rPr>
+          <w:rFonts w:ascii="Times New Roman" w:hAnsi="Times New Roman" w:cs="Times New Roman"/>
+          <w:b/>
+          <w:bCs/>
+        </w:rPr>
+        <w:t>Materials and Methods</w:t>
+      </w:r>
+      <w:r>
+        <w:rPr>
+          <w:rFonts w:ascii="Times New Roman" w:hAnsi="Times New Roman" w:cs="Times New Roman"/>
+          <w:b/>
+          <w:bCs/>
+        </w:rPr>
+        <w:t>. Page 5 line 101 (section describing field collection):</w:t>
+      </w:r>
+      <w:r>
+        <w:rPr>
+          <w:rFonts w:ascii="Times New Roman" w:hAnsi="Times New Roman" w:cs="Times New Roman"/>
+        </w:rPr>
+        <w:t xml:space="preserve"> </w:t>
+      </w:r>
+      <w:r>
+        <w:rPr>
+          <w:rFonts w:ascii="Times New Roman" w:hAnsi="Times New Roman" w:cs="Times New Roman"/>
+        </w:rPr>
+        <w:t>A lot of important information left out here. How often and how long were areas searched? What was the searching strategy? Searching veg? Just open path? Effort allocation? Design of the paths searched? Was the whole search at will of the surveyor? All of these details and other relevant pieces of information need to be included here. Basically, be a complete pedant here and describe everything in terms of how you searched for snakes. Because the study is not telemetric, it seems like if there is not a formal design here, this could induce bias.</w:t>
+      </w:r>
+    </w:p>
+    <w:p>
+      <w:pPr>
+        <w:rPr>
+          <w:rFonts w:ascii="Times New Roman" w:hAnsi="Times New Roman" w:cs="Times New Roman"/>
+        </w:rPr>
+      </w:pPr>
+      <w:r>
+        <w:rPr>
+          <w:rFonts w:ascii="Times New Roman" w:hAnsi="Times New Roman" w:cs="Times New Roman"/>
+          <w:b/>
+          <w:bCs/>
+        </w:rPr>
+        <w:t>Materials and Methods</w:t>
+      </w:r>
+      <w:r>
+        <w:rPr>
+          <w:rFonts w:ascii="Times New Roman" w:hAnsi="Times New Roman" w:cs="Times New Roman"/>
+          <w:b/>
+          <w:bCs/>
+        </w:rPr>
+        <w:t xml:space="preserve">. Page 5 lines 103-105: </w:t>
+      </w:r>
+      <w:r>
+        <w:rPr>
+          <w:rFonts w:ascii="Times New Roman" w:hAnsi="Times New Roman" w:cs="Times New Roman"/>
+        </w:rPr>
+        <w:t>Was a scale trimmed to also know if an animal shed a PIT tag? I feel like I’ve heard of that happening in cottonmouths before.</w:t>
+      </w:r>
+    </w:p>
+    <w:p>
+      <w:pPr>
+        <w:rPr>
+          <w:rFonts w:ascii="Times New Roman" w:hAnsi="Times New Roman" w:cs="Times New Roman"/>
+        </w:rPr>
+      </w:pPr>
+      <w:r>
+        <w:rPr>
+          <w:rFonts w:ascii="Times New Roman" w:hAnsi="Times New Roman" w:cs="Times New Roman"/>
+          <w:b/>
+          <w:bCs/>
+        </w:rPr>
+        <w:t>Materials and Methods</w:t>
+      </w:r>
+      <w:r>
+        <w:rPr>
+          <w:rFonts w:ascii="Times New Roman" w:hAnsi="Times New Roman" w:cs="Times New Roman"/>
+          <w:b/>
+          <w:bCs/>
+        </w:rPr>
+        <w:t xml:space="preserve">. Page 5 lines 114-115: </w:t>
+      </w:r>
+      <w:r>
+        <w:rPr>
+          <w:rFonts w:ascii="Times New Roman" w:hAnsi="Times New Roman" w:cs="Times New Roman"/>
+        </w:rPr>
+        <w:t>Be interesting to know what proportion of females were gravid. Hopefully in the Results. I’ve always found it interesting noting how some areas have near 100% gravid rate, others not so much...</w:t>
+      </w:r>
+    </w:p>
+    <w:p>
+      <w:pPr>
+        <w:rPr>
+          <w:rFonts w:ascii="Times New Roman" w:hAnsi="Times New Roman" w:cs="Times New Roman"/>
+        </w:rPr>
+      </w:pPr>
+      <w:r>
+        <w:rPr>
+          <w:rFonts w:ascii="Times New Roman" w:hAnsi="Times New Roman" w:cs="Times New Roman"/>
+          <w:b/>
+          <w:bCs/>
+        </w:rPr>
+        <w:t>Materials and Methods</w:t>
+      </w:r>
+      <w:r>
+        <w:rPr>
+          <w:rFonts w:ascii="Times New Roman" w:hAnsi="Times New Roman" w:cs="Times New Roman"/>
+          <w:b/>
+          <w:bCs/>
+        </w:rPr>
         <w:t xml:space="preserve">. Page 6 line 128: </w:t>
       </w:r>
       <w:r>
@@ -1999,7 +2428,14 @@
         <w:rPr>
           <w:rFonts w:ascii="Times New Roman" w:hAnsi="Times New Roman" w:cs="Times New Roman"/>
         </w:rPr>
-        <w:t>As I am Delisle, I will self-admit some things….First, my cottonmouth habitat selection paper you reference here and another paper I published on cottonmouth spatial ecology in Ecosphere should have been combined into a single paper (but I was advised to get “as many papers as possible” during my Masters). Anyways, that spatial ecology paper in Ecosphere will also show that male spatial behavior (and presumably habitat selection) was at least partially driven by reproduction, e.g., males followed females to parturition sites and bred them after parturition (this happened regularly in the fall). At least, that is what I recollect. NOTE: I am not self-promoting here, just saying there is another reference out here that will link cottonmouths to this sentence.</w:t>
+        <w:t xml:space="preserve">As I am Delisle, I will self-admit some things….First, my cottonmouth habitat selection paper you reference here and another paper I published on </w:t>
+      </w:r>
+      <w:r>
+        <w:rPr>
+          <w:rFonts w:ascii="Times New Roman" w:hAnsi="Times New Roman" w:cs="Times New Roman"/>
+        </w:rPr>
+        <w:lastRenderedPageBreak/>
+        <w:t>cottonmouth spatial ecology in Ecosphere should have been combined into a single paper (but I was advised to get “as many papers as possible” during my Masters). Anyways, that spatial ecology paper in Ecosphere will also show that male spatial behavior (and presumably habitat selection) was at least partially driven by reproduction, e.g., males followed females to parturition sites and bred them after parturition (this happened regularly in the fall). At least, that is what I recollect. NOTE: I am not self-promoting here, just saying there is another reference out here that will link cottonmouths to this sentence.</w:t>
       </w:r>
     </w:p>
     <w:p>

--- a/1-manuscript-current/1-HCB Revised 2026/HCB_2026-018_Rebuttal Comments.docx
+++ b/1-manuscript-current/1-HCB Revised 2026/HCB_2026-018_Rebuttal Comments.docx
@@ -1,6 +1,6 @@
 
 <file path=word/document.xml><?xml version="1.0" encoding="utf-8"?>
-<w:document xmlns:wpc="http://schemas.microsoft.com/office/word/2010/wordprocessingCanvas" xmlns:cx="http://schemas.microsoft.com/office/drawing/2014/chartex" xmlns:cx1="http://schemas.microsoft.com/office/drawing/2015/9/8/chartex" xmlns:cx2="http://schemas.microsoft.com/office/drawing/2015/10/21/chartex" xmlns:cx3="http://schemas.microsoft.com/office/drawing/2016/5/9/chartex" xmlns:cx4="http://schemas.microsoft.com/office/drawing/2016/5/10/chartex" xmlns:cx5="http://schemas.microsoft.com/office/drawing/2016/5/11/chartex" xmlns:cx6="http://schemas.microsoft.com/office/drawing/2016/5/12/chartex" xmlns:cx7="http://schemas.microsoft.com/office/drawing/2016/5/13/chartex" xmlns:cx8="http://schemas.microsoft.com/office/drawing/2016/5/14/chartex" xmlns:mc="http://schemas.openxmlformats.org/markup-compatibility/2006" xmlns:aink="http://schemas.microsoft.com/office/drawing/2016/ink" xmlns:am3d="http://schemas.microsoft.com/office/drawing/2017/model3d" xmlns:o="urn:schemas-microsoft-com:office:office" xmlns:oel="http://schemas.microsoft.com/office/2019/extlst" xmlns:r="http://schemas.openxmlformats.org/officeDocument/2006/relationships" xmlns:m="http://schemas.openxmlformats.org/officeDocument/2006/math" xmlns:v="urn:schemas-microsoft-com:vml" xmlns:wp14="http://schemas.microsoft.com/office/word/2010/wordprocessingDrawing" xmlns:wp="http://schemas.openxmlformats.org/drawingml/2006/wordprocessingDrawing" xmlns:w10="urn:schemas-microsoft-com:office:word" xmlns:w="http://schemas.openxmlformats.org/wordprocessingml/2006/main" xmlns:w14="http://schemas.microsoft.com/office/word/2010/wordml" xmlns:w15="http://schemas.microsoft.com/office/word/2012/wordml" xmlns:w16cex="http://schemas.microsoft.com/office/word/2018/wordml/cex" xmlns:w16cid="http://schemas.microsoft.com/office/word/2016/wordml/cid" xmlns:w16="http://schemas.microsoft.com/office/word/2018/wordml" xmlns:w16du="http://schemas.microsoft.com/office/word/2023/wordml/word16du" xmlns:w16sdtdh="http://schemas.microsoft.com/office/word/2020/wordml/sdtdatahash" xmlns:w16sdtfl="http://schemas.microsoft.com/office/word/2024/wordml/sdtformatlock" xmlns:w16se="http://schemas.microsoft.com/office/word/2015/wordml/symex" xmlns:wpg="http://schemas.microsoft.com/office/word/2010/wordprocessingGroup" xmlns:wpi="http://schemas.microsoft.com/office/word/2010/wordprocessingInk" xmlns:wne="http://schemas.microsoft.com/office/word/2006/wordml" xmlns:wps="http://schemas.microsoft.com/office/word/2010/wordprocessingShape" mc:Ignorable="w14 w15 w16se w16cid w16 w16cex w16sdtdh w16sdtfl w16du wp14">
+<w:document xmlns:wpc="http://schemas.microsoft.com/office/word/2010/wordprocessingCanvas" xmlns:cx="http://schemas.microsoft.com/office/drawing/2014/chartex" xmlns:cx1="http://schemas.microsoft.com/office/drawing/2015/9/8/chartex" xmlns:cx2="http://schemas.microsoft.com/office/drawing/2015/10/21/chartex" xmlns:cx3="http://schemas.microsoft.com/office/drawing/2016/5/9/chartex" xmlns:cx4="http://schemas.microsoft.com/office/drawing/2016/5/10/chartex" xmlns:cx5="http://schemas.microsoft.com/office/drawing/2016/5/11/chartex" xmlns:cx6="http://schemas.microsoft.com/office/drawing/2016/5/12/chartex" xmlns:cx7="http://schemas.microsoft.com/office/drawing/2016/5/13/chartex" xmlns:cx8="http://schemas.microsoft.com/office/drawing/2016/5/14/chartex" xmlns:mc="http://schemas.openxmlformats.org/markup-compatibility/2006" xmlns:m="http://schemas.openxmlformats.org/officeDocument/2006/math" xmlns:aink="http://schemas.microsoft.com/office/drawing/2016/ink" xmlns:am3d="http://schemas.microsoft.com/office/drawing/2017/model3d" xmlns:oel="http://schemas.microsoft.com/office/2019/extlst" xmlns:r="http://schemas.openxmlformats.org/officeDocument/2006/relationships" xmlns:wp14="http://schemas.microsoft.com/office/word/2010/wordprocessingDrawing" xmlns:wp="http://schemas.openxmlformats.org/drawingml/2006/wordprocessingDrawing" xmlns:wpg="http://schemas.microsoft.com/office/word/2010/wordprocessingGroup" xmlns:wpi="http://schemas.microsoft.com/office/word/2010/wordprocessingInk" xmlns:wps="http://schemas.microsoft.com/office/word/2010/wordprocessingShape" xmlns:o="urn:schemas-microsoft-com:office:office" xmlns:v="urn:schemas-microsoft-com:vml" xmlns:w10="urn:schemas-microsoft-com:office:word" xmlns:w="http://schemas.openxmlformats.org/wordprocessingml/2006/main" xmlns:w14="http://schemas.microsoft.com/office/word/2010/wordml" xmlns:w15="http://schemas.microsoft.com/office/word/2012/wordml" xmlns:w16cex="http://schemas.microsoft.com/office/word/2018/wordml/cex" xmlns:w16cid="http://schemas.microsoft.com/office/word/2016/wordml/cid" xmlns:w16="http://schemas.microsoft.com/office/word/2018/wordml" xmlns:w16sdtdh="http://schemas.microsoft.com/office/word/2020/wordml/sdtdatahash" xmlns:w16sdtfl="http://schemas.microsoft.com/office/word/2024/wordml/sdtformatlock" xmlns:w16se="http://schemas.microsoft.com/office/word/2015/wordml/symex" xmlns:w16du="http://schemas.microsoft.com/office/word/2023/wordml/word16du" xmlns:wne="http://schemas.microsoft.com/office/word/2006/wordml" mc:Ignorable="w14 w15 w16se w16cid w16 w16cex w16sdtdh w16sdtfl w16du wp14">
   <w:body>
     <w:p>
       <w:pPr>
@@ -362,21 +362,7 @@
           <w:rFonts w:ascii="Times New Roman" w:hAnsi="Times New Roman" w:cs="Times New Roman"/>
           <w:color w:val="0432FF"/>
         </w:rPr>
-        <w:t>We changed/added sentence to “</w:t>
-      </w:r>
-      <w:r>
-        <w:rPr>
-          <w:rFonts w:ascii="Times New Roman" w:hAnsi="Times New Roman" w:cs="Times New Roman"/>
-          <w:color w:val="0432FF"/>
-        </w:rPr>
-        <w:t>We examined potential shifts in habitat selection</w:t>
-      </w:r>
-      <w:r>
-        <w:rPr>
-          <w:rFonts w:ascii="Times New Roman" w:hAnsi="Times New Roman" w:cs="Times New Roman"/>
-          <w:color w:val="0432FF"/>
-        </w:rPr>
-        <w:t>…”</w:t>
+        <w:t>We changed/added sentence to “We examined potential shifts in habitat selection…”</w:t>
       </w:r>
     </w:p>
     <w:p>
@@ -668,14 +654,7 @@
           <w:rFonts w:ascii="Times New Roman" w:hAnsi="Times New Roman" w:cs="Times New Roman"/>
           <w:color w:val="0432FF"/>
         </w:rPr>
-        <w:t xml:space="preserve">nalysis, </w:t>
-      </w:r>
-      <w:r>
-        <w:rPr>
-          <w:rFonts w:ascii="Times New Roman" w:hAnsi="Times New Roman" w:cs="Times New Roman"/>
-          <w:color w:val="0432FF"/>
-        </w:rPr>
-        <w:t>Permutational Multivariate Analysis of Variance</w:t>
+        <w:t>nalysis, Permutational Multivariate Analysis of Variance</w:t>
       </w:r>
       <w:r>
         <w:rPr>
@@ -752,21 +731,7 @@
           <w:rFonts w:ascii="Times New Roman" w:hAnsi="Times New Roman" w:cs="Times New Roman"/>
           <w:color w:val="0432FF"/>
         </w:rPr>
-        <w:t xml:space="preserve"> for the abstract </w:t>
-      </w:r>
-      <w:r>
-        <w:rPr>
-          <w:rFonts w:ascii="Times New Roman" w:hAnsi="Times New Roman" w:cs="Times New Roman"/>
-          <w:color w:val="0432FF"/>
-        </w:rPr>
-        <w:t xml:space="preserve">allows a broad overview </w:t>
-      </w:r>
-      <w:r>
-        <w:rPr>
-          <w:rFonts w:ascii="Times New Roman" w:hAnsi="Times New Roman" w:cs="Times New Roman"/>
-          <w:color w:val="0432FF"/>
-        </w:rPr>
-        <w:t>rather than specific details, which are presented in the methods section.</w:t>
+        <w:t xml:space="preserve"> for the abstract allows a broad overview rather than specific details, which are presented in the methods section.</w:t>
       </w:r>
     </w:p>
     <w:p>
@@ -1122,6 +1087,35 @@
       <w:pPr>
         <w:rPr>
           <w:rFonts w:ascii="Times New Roman" w:hAnsi="Times New Roman" w:cs="Times New Roman"/>
+          <w:color w:val="0432FF"/>
+        </w:rPr>
+      </w:pPr>
+      <w:r>
+        <w:rPr>
+          <w:rFonts w:ascii="Times New Roman" w:hAnsi="Times New Roman" w:cs="Times New Roman"/>
+          <w:color w:val="0432FF"/>
+        </w:rPr>
+        <w:t>We have removed reference to “their”</w:t>
+      </w:r>
+      <w:r>
+        <w:rPr>
+          <w:rFonts w:ascii="Times New Roman" w:hAnsi="Times New Roman" w:cs="Times New Roman"/>
+          <w:color w:val="0432FF"/>
+        </w:rPr>
+        <w:t xml:space="preserve"> (shortened sentence)</w:t>
+      </w:r>
+      <w:r>
+        <w:rPr>
+          <w:rFonts w:ascii="Times New Roman" w:hAnsi="Times New Roman" w:cs="Times New Roman"/>
+          <w:color w:val="0432FF"/>
+        </w:rPr>
+        <w:t>.</w:t>
+      </w:r>
+    </w:p>
+    <w:p>
+      <w:pPr>
+        <w:rPr>
+          <w:rFonts w:ascii="Times New Roman" w:hAnsi="Times New Roman" w:cs="Times New Roman"/>
         </w:rPr>
       </w:pPr>
       <w:r>
@@ -1166,6 +1160,57 @@
       <w:r>
         <w:rPr>
           <w:rFonts w:ascii="Times New Roman" w:hAnsi="Times New Roman" w:cs="Times New Roman"/>
+          <w:color w:val="0432FF"/>
+        </w:rPr>
+        <w:t xml:space="preserve">Both reviewers point out this issue. </w:t>
+      </w:r>
+      <w:proofErr w:type="spellStart"/>
+      <w:r>
+        <w:rPr>
+          <w:rFonts w:ascii="Times New Roman" w:hAnsi="Times New Roman" w:cs="Times New Roman"/>
+          <w:color w:val="0432FF"/>
+        </w:rPr>
+        <w:t>We</w:t>
+      </w:r>
+      <w:proofErr w:type="spellEnd"/>
+      <w:r>
+        <w:rPr>
+          <w:rFonts w:ascii="Times New Roman" w:hAnsi="Times New Roman" w:cs="Times New Roman"/>
+          <w:color w:val="0432FF"/>
+        </w:rPr>
+        <w:t xml:space="preserve"> have removed much of the specialist vs generalist wording as it relates </w:t>
+      </w:r>
+      <w:r>
+        <w:rPr>
+          <w:rFonts w:ascii="Times New Roman" w:hAnsi="Times New Roman" w:cs="Times New Roman"/>
+          <w:color w:val="0432FF"/>
+        </w:rPr>
+        <w:t xml:space="preserve">specifically </w:t>
+      </w:r>
+      <w:r>
+        <w:rPr>
+          <w:rFonts w:ascii="Times New Roman" w:hAnsi="Times New Roman" w:cs="Times New Roman"/>
+          <w:color w:val="0432FF"/>
+        </w:rPr>
+        <w:t>to cottonmouths in the current study. We do however retain these terms as examples of habitat use strategies</w:t>
+      </w:r>
+      <w:r>
+        <w:rPr>
+          <w:rFonts w:ascii="Times New Roman" w:hAnsi="Times New Roman" w:cs="Times New Roman"/>
+          <w:color w:val="0432FF"/>
+        </w:rPr>
+        <w:t>.</w:t>
+      </w:r>
+    </w:p>
+    <w:p>
+      <w:pPr>
+        <w:rPr>
+          <w:rFonts w:ascii="Times New Roman" w:hAnsi="Times New Roman" w:cs="Times New Roman"/>
+        </w:rPr>
+      </w:pPr>
+      <w:r>
+        <w:rPr>
+          <w:rFonts w:ascii="Times New Roman" w:hAnsi="Times New Roman" w:cs="Times New Roman"/>
           <w:b/>
           <w:bCs/>
         </w:rPr>
@@ -1210,6 +1255,21 @@
       <w:pPr>
         <w:rPr>
           <w:rFonts w:ascii="Times New Roman" w:hAnsi="Times New Roman" w:cs="Times New Roman"/>
+          <w:color w:val="0432FF"/>
+        </w:rPr>
+      </w:pPr>
+      <w:r>
+        <w:rPr>
+          <w:rFonts w:ascii="Times New Roman" w:hAnsi="Times New Roman" w:cs="Times New Roman"/>
+          <w:color w:val="0432FF"/>
+        </w:rPr>
+        <w:t>Removed reference to “broader scale” and “smaller scale”.</w:t>
+      </w:r>
+    </w:p>
+    <w:p>
+      <w:pPr>
+        <w:rPr>
+          <w:rFonts w:ascii="Times New Roman" w:hAnsi="Times New Roman" w:cs="Times New Roman"/>
         </w:rPr>
       </w:pPr>
       <w:r>
@@ -1253,6 +1313,28 @@
       <w:pPr>
         <w:rPr>
           <w:rFonts w:ascii="Times New Roman" w:hAnsi="Times New Roman" w:cs="Times New Roman"/>
+          <w:color w:val="0432FF"/>
+        </w:rPr>
+      </w:pPr>
+      <w:r>
+        <w:rPr>
+          <w:rFonts w:ascii="Times New Roman" w:hAnsi="Times New Roman" w:cs="Times New Roman"/>
+          <w:color w:val="0432FF"/>
+        </w:rPr>
+        <w:t xml:space="preserve">In this case, we change “broad” to “generalized” as it seems to be a natural opposite to the term “specialized”. </w:t>
+      </w:r>
+      <w:r>
+        <w:rPr>
+          <w:rFonts w:ascii="Times New Roman" w:hAnsi="Times New Roman" w:cs="Times New Roman"/>
+          <w:color w:val="0432FF"/>
+        </w:rPr>
+        <w:t>We retain these terms as examples of habitat use strategies.</w:t>
+      </w:r>
+    </w:p>
+    <w:p>
+      <w:pPr>
+        <w:rPr>
+          <w:rFonts w:ascii="Times New Roman" w:hAnsi="Times New Roman" w:cs="Times New Roman"/>
         </w:rPr>
       </w:pPr>
       <w:r>
@@ -1317,7 +1399,43 @@
         <w:rPr>
           <w:rFonts w:ascii="Times New Roman" w:hAnsi="Times New Roman" w:cs="Times New Roman"/>
         </w:rPr>
-        <w:t>ry?). Maybe just “Intraspecific competition cans shape evolutionary strategies…”</w:t>
+        <w:t>ry?). Maybe just “Intraspecific competition can shape evolutionary strategies…”</w:t>
+      </w:r>
+    </w:p>
+    <w:p>
+      <w:pPr>
+        <w:rPr>
+          <w:rFonts w:ascii="Times New Roman" w:hAnsi="Times New Roman" w:cs="Times New Roman"/>
+          <w:color w:val="0432FF"/>
+        </w:rPr>
+      </w:pPr>
+      <w:r>
+        <w:rPr>
+          <w:rFonts w:ascii="Times New Roman" w:hAnsi="Times New Roman" w:cs="Times New Roman"/>
+          <w:color w:val="0432FF"/>
+        </w:rPr>
+        <w:t>This was changed to follow reviewer suggestion.</w:t>
+      </w:r>
+      <w:r>
+        <w:rPr>
+          <w:rFonts w:ascii="Times New Roman" w:hAnsi="Times New Roman" w:cs="Times New Roman"/>
+          <w:color w:val="0432FF"/>
+        </w:rPr>
+        <w:t xml:space="preserve"> </w:t>
+      </w:r>
+      <w:r>
+        <w:rPr>
+          <w:rFonts w:ascii="Times New Roman" w:hAnsi="Times New Roman" w:cs="Times New Roman"/>
+          <w:color w:val="0432FF"/>
+        </w:rPr>
+        <w:t xml:space="preserve">We added words making a smoother transition between the </w:t>
+      </w:r>
+      <w:r>
+        <w:rPr>
+          <w:rFonts w:ascii="Times New Roman" w:hAnsi="Times New Roman" w:cs="Times New Roman"/>
+          <w:color w:val="0432FF"/>
+        </w:rPr>
+        <w:t>general introduction of habitat selection and the use of cottonmouths as a species to look at habitat selection.</w:t>
       </w:r>
     </w:p>
     <w:p>
@@ -1389,6 +1507,27 @@
           <w:rFonts w:ascii="Times New Roman" w:hAnsi="Times New Roman" w:cs="Times New Roman"/>
         </w:rPr>
         <w:t xml:space="preserve"> to be more prevalent within species…” seems obvious by definition. Suggest being more plain language as to what the authors are trying to say here.</w:t>
+      </w:r>
+    </w:p>
+    <w:p>
+      <w:pPr>
+        <w:rPr>
+          <w:rFonts w:ascii="Times New Roman" w:hAnsi="Times New Roman" w:cs="Times New Roman"/>
+        </w:rPr>
+      </w:pPr>
+      <w:r>
+        <w:rPr>
+          <w:rFonts w:ascii="Times New Roman" w:hAnsi="Times New Roman" w:cs="Times New Roman"/>
+          <w:color w:val="0432FF"/>
+        </w:rPr>
+        <w:t>This was changed to follow reviewer suggestion.</w:t>
+      </w:r>
+      <w:r>
+        <w:rPr>
+          <w:rFonts w:ascii="Times New Roman" w:hAnsi="Times New Roman" w:cs="Times New Roman"/>
+          <w:color w:val="0432FF"/>
+        </w:rPr>
+        <w:t xml:space="preserve"> We have reworded this section, removing the statement and obvious definition.</w:t>
       </w:r>
     </w:p>
     <w:p>
@@ -1500,6 +1639,29 @@
       <w:pPr>
         <w:rPr>
           <w:rFonts w:ascii="Times New Roman" w:hAnsi="Times New Roman" w:cs="Times New Roman"/>
+          <w:color w:val="0432FF"/>
+        </w:rPr>
+      </w:pPr>
+      <w:r>
+        <w:rPr>
+          <w:rFonts w:ascii="Times New Roman" w:hAnsi="Times New Roman" w:cs="Times New Roman"/>
+          <w:color w:val="0432FF"/>
+        </w:rPr>
+        <w:lastRenderedPageBreak/>
+        <w:t>We have reduced the number of citations</w:t>
+      </w:r>
+      <w:r>
+        <w:rPr>
+          <w:rFonts w:ascii="Times New Roman" w:hAnsi="Times New Roman" w:cs="Times New Roman"/>
+          <w:color w:val="0432FF"/>
+        </w:rPr>
+        <w:t>; many of the cited papers were also cited elsewhere in the manuscript.</w:t>
+      </w:r>
+    </w:p>
+    <w:p>
+      <w:pPr>
+        <w:rPr>
+          <w:rFonts w:ascii="Times New Roman" w:hAnsi="Times New Roman" w:cs="Times New Roman"/>
         </w:rPr>
       </w:pPr>
       <w:r>
@@ -1852,7 +2014,239 @@
           <w:b/>
           <w:bCs/>
         </w:rPr>
+        <w:t>Materials and Methods</w:t>
+      </w:r>
+      <w:r>
+        <w:rPr>
+          <w:rFonts w:ascii="Times New Roman" w:hAnsi="Times New Roman" w:cs="Times New Roman"/>
+          <w:b/>
+          <w:bCs/>
+        </w:rPr>
+        <w:t>. Page 4 line 80:</w:t>
+      </w:r>
+      <w:r>
+        <w:rPr>
+          <w:rFonts w:ascii="Times New Roman" w:hAnsi="Times New Roman" w:cs="Times New Roman"/>
+        </w:rPr>
+        <w:t xml:space="preserve"> </w:t>
+      </w:r>
+      <w:r>
+        <w:rPr>
+          <w:rFonts w:ascii="Times New Roman" w:hAnsi="Times New Roman" w:cs="Times New Roman"/>
+        </w:rPr>
+        <w:t>Telemetric studies? If so, this adjective would be informative to the reader.</w:t>
+      </w:r>
+    </w:p>
+    <w:p>
+      <w:pPr>
+        <w:rPr>
+          <w:rFonts w:ascii="Times New Roman" w:hAnsi="Times New Roman" w:cs="Times New Roman"/>
+        </w:rPr>
+      </w:pPr>
+      <w:r>
+        <w:rPr>
+          <w:rFonts w:ascii="Times New Roman" w:hAnsi="Times New Roman" w:cs="Times New Roman"/>
+          <w:b/>
+          <w:bCs/>
+        </w:rPr>
+        <w:t>Materials and Methods</w:t>
+      </w:r>
+      <w:r>
+        <w:rPr>
+          <w:rFonts w:ascii="Times New Roman" w:hAnsi="Times New Roman" w:cs="Times New Roman"/>
+          <w:b/>
+          <w:bCs/>
+        </w:rPr>
+        <w:t>. Page 5 line 98:</w:t>
+      </w:r>
+      <w:r>
+        <w:rPr>
+          <w:rFonts w:ascii="Times New Roman" w:hAnsi="Times New Roman" w:cs="Times New Roman"/>
+        </w:rPr>
+        <w:t xml:space="preserve"> </w:t>
+      </w:r>
+      <w:r>
+        <w:rPr>
+          <w:rFonts w:ascii="Times New Roman" w:hAnsi="Times New Roman" w:cs="Times New Roman"/>
+        </w:rPr>
+        <w:t xml:space="preserve">This figure </w:t>
+      </w:r>
+      <w:r>
+        <w:rPr>
+          <w:rFonts w:ascii="Times New Roman" w:hAnsi="Times New Roman" w:cs="Times New Roman"/>
+        </w:rPr>
+        <w:t xml:space="preserve">(figure 1) </w:t>
+      </w:r>
+      <w:r>
+        <w:rPr>
+          <w:rFonts w:ascii="Times New Roman" w:hAnsi="Times New Roman" w:cs="Times New Roman"/>
+        </w:rPr>
+        <w:t>could be SI in my opinion.</w:t>
+      </w:r>
+    </w:p>
+    <w:p>
+      <w:pPr>
+        <w:rPr>
+          <w:rFonts w:ascii="Times New Roman" w:hAnsi="Times New Roman" w:cs="Times New Roman"/>
+          <w:color w:val="0432FF"/>
+        </w:rPr>
+      </w:pPr>
+      <w:r>
+        <w:rPr>
+          <w:rFonts w:ascii="Times New Roman" w:hAnsi="Times New Roman" w:cs="Times New Roman"/>
+          <w:color w:val="0432FF"/>
+        </w:rPr>
+        <w:t>Maybe swap for map?</w:t>
+      </w:r>
+      <w:r>
+        <w:rPr>
+          <w:rFonts w:ascii="Times New Roman" w:hAnsi="Times New Roman" w:cs="Times New Roman"/>
+          <w:color w:val="0432FF"/>
+        </w:rPr>
+        <w:t xml:space="preserve"> Help show we searched everywhere.</w:t>
+      </w:r>
+    </w:p>
+    <w:p>
+      <w:pPr>
+        <w:rPr>
+          <w:rFonts w:ascii="Times New Roman" w:hAnsi="Times New Roman" w:cs="Times New Roman"/>
+        </w:rPr>
+      </w:pPr>
+      <w:r>
+        <w:rPr>
+          <w:rFonts w:ascii="Times New Roman" w:hAnsi="Times New Roman" w:cs="Times New Roman"/>
+          <w:b/>
+          <w:bCs/>
+        </w:rPr>
+        <w:t>Materials and Methods</w:t>
+      </w:r>
+      <w:r>
+        <w:rPr>
+          <w:rFonts w:ascii="Times New Roman" w:hAnsi="Times New Roman" w:cs="Times New Roman"/>
+          <w:b/>
+          <w:bCs/>
+        </w:rPr>
+        <w:t>. Page 5 line 101 (section describing field collection):</w:t>
+      </w:r>
+      <w:r>
+        <w:rPr>
+          <w:rFonts w:ascii="Times New Roman" w:hAnsi="Times New Roman" w:cs="Times New Roman"/>
+        </w:rPr>
+        <w:t xml:space="preserve"> </w:t>
+      </w:r>
+      <w:r>
+        <w:rPr>
+          <w:rFonts w:ascii="Times New Roman" w:hAnsi="Times New Roman" w:cs="Times New Roman"/>
+        </w:rPr>
+        <w:t>A lot of important information left out here. How often and how long were areas searched? What was the searching strategy? Searching veg? Just open path? Effort allocation? Design of the paths searched? Was the whole search at will of the surveyor? All of these details and other relevant pieces of information need to be included here. Basically, be a complete pedant here and describe everything in terms of how you searched for snakes. Because the study is not telemetric, it seems like if there is not a formal design here, this could induce bias.</w:t>
+      </w:r>
+    </w:p>
+    <w:p>
+      <w:pPr>
+        <w:rPr>
+          <w:rFonts w:ascii="Times New Roman" w:hAnsi="Times New Roman" w:cs="Times New Roman"/>
+        </w:rPr>
+      </w:pPr>
+      <w:r>
+        <w:rPr>
+          <w:rFonts w:ascii="Times New Roman" w:hAnsi="Times New Roman" w:cs="Times New Roman"/>
+          <w:b/>
+          <w:bCs/>
+        </w:rPr>
+        <w:t>Materials and Methods</w:t>
+      </w:r>
+      <w:r>
+        <w:rPr>
+          <w:rFonts w:ascii="Times New Roman" w:hAnsi="Times New Roman" w:cs="Times New Roman"/>
+          <w:b/>
+          <w:bCs/>
+        </w:rPr>
+        <w:t xml:space="preserve">. Page 5 lines 103-105: </w:t>
+      </w:r>
+      <w:r>
+        <w:rPr>
+          <w:rFonts w:ascii="Times New Roman" w:hAnsi="Times New Roman" w:cs="Times New Roman"/>
+        </w:rPr>
+        <w:t>Was a scale trimmed to also know if an animal shed a PIT tag? I feel like I’ve heard of that happening in cottonmouths before.</w:t>
+      </w:r>
+    </w:p>
+    <w:p>
+      <w:pPr>
+        <w:rPr>
+          <w:rFonts w:ascii="Times New Roman" w:hAnsi="Times New Roman" w:cs="Times New Roman"/>
+        </w:rPr>
+      </w:pPr>
+      <w:r>
+        <w:rPr>
+          <w:rFonts w:ascii="Times New Roman" w:hAnsi="Times New Roman" w:cs="Times New Roman"/>
+          <w:b/>
+          <w:bCs/>
+        </w:rPr>
+        <w:t>Materials and Methods</w:t>
+      </w:r>
+      <w:r>
+        <w:rPr>
+          <w:rFonts w:ascii="Times New Roman" w:hAnsi="Times New Roman" w:cs="Times New Roman"/>
+          <w:b/>
+          <w:bCs/>
+        </w:rPr>
+        <w:t xml:space="preserve">. Page 5 lines 114-115: </w:t>
+      </w:r>
+      <w:r>
+        <w:rPr>
+          <w:rFonts w:ascii="Times New Roman" w:hAnsi="Times New Roman" w:cs="Times New Roman"/>
+        </w:rPr>
+        <w:t>Be interesting to know what proportion of females were gravid. Hopefully in the Results. I’ve always found it interesting noting how some areas have near 100% gravid rate, others not so much...</w:t>
+      </w:r>
+    </w:p>
+    <w:p>
+      <w:pPr>
+        <w:rPr>
+          <w:rFonts w:ascii="Times New Roman" w:hAnsi="Times New Roman" w:cs="Times New Roman"/>
+        </w:rPr>
+      </w:pPr>
+      <w:r>
+        <w:rPr>
+          <w:rFonts w:ascii="Times New Roman" w:hAnsi="Times New Roman" w:cs="Times New Roman"/>
+          <w:b/>
+          <w:bCs/>
+        </w:rPr>
+        <w:t>Materials and Methods</w:t>
+      </w:r>
+      <w:r>
+        <w:rPr>
+          <w:rFonts w:ascii="Times New Roman" w:hAnsi="Times New Roman" w:cs="Times New Roman"/>
+          <w:b/>
+          <w:bCs/>
+        </w:rPr>
+        <w:t xml:space="preserve">. Page 6 line 128: </w:t>
+      </w:r>
+      <w:r>
+        <w:rPr>
+          <w:rFonts w:ascii="Times New Roman" w:hAnsi="Times New Roman" w:cs="Times New Roman"/>
+        </w:rPr>
+        <w:t xml:space="preserve">Unfortunately, the whole premise of the paper appears to be based on documenting the full range of what cottonmouths “select”, but I fear that </w:t>
+      </w:r>
+      <w:r>
+        <w:rPr>
+          <w:rFonts w:ascii="Times New Roman" w:hAnsi="Times New Roman" w:cs="Times New Roman"/>
+        </w:rPr>
         <w:lastRenderedPageBreak/>
+        <w:t xml:space="preserve">this is likely biased given there are likely areas cottonmouths select where cottonmouths are less detectable to humans. This may be a major issue given the framing of this paper.  </w:t>
+      </w:r>
+    </w:p>
+    <w:p>
+      <w:pPr>
+        <w:rPr>
+          <w:rFonts w:ascii="Times New Roman" w:hAnsi="Times New Roman" w:cs="Times New Roman"/>
+        </w:rPr>
+      </w:pPr>
+      <w:r>
+        <w:rPr>
+          <w:rFonts w:ascii="Times New Roman" w:hAnsi="Times New Roman" w:cs="Times New Roman"/>
+          <w:b/>
+          <w:bCs/>
+        </w:rPr>
         <w:t>Materials and Methods</w:t>
       </w:r>
       <w:r>
@@ -1861,7 +2255,56 @@
           <w:b/>
           <w:bCs/>
         </w:rPr>
-        <w:t>. Page 4 line 80:</w:t>
+        <w:t xml:space="preserve">. Page 7 line 156: </w:t>
+      </w:r>
+      <w:r>
+        <w:rPr>
+          <w:rFonts w:ascii="Times New Roman" w:hAnsi="Times New Roman" w:cs="Times New Roman"/>
+        </w:rPr>
+        <w:t>More conventional to put acronym</w:t>
+      </w:r>
+      <w:r>
+        <w:rPr>
+          <w:rFonts w:ascii="Times New Roman" w:hAnsi="Times New Roman" w:cs="Times New Roman"/>
+        </w:rPr>
+        <w:t xml:space="preserve"> (of statistical test)</w:t>
+      </w:r>
+      <w:r>
+        <w:rPr>
+          <w:rFonts w:ascii="Times New Roman" w:hAnsi="Times New Roman" w:cs="Times New Roman"/>
+        </w:rPr>
+        <w:t xml:space="preserve"> in parentheses.</w:t>
+      </w:r>
+    </w:p>
+    <w:p>
+      <w:pPr>
+        <w:rPr>
+          <w:rFonts w:ascii="Times New Roman" w:hAnsi="Times New Roman" w:cs="Times New Roman"/>
+        </w:rPr>
+      </w:pPr>
+      <w:r>
+        <w:rPr>
+          <w:rFonts w:ascii="Times New Roman" w:hAnsi="Times New Roman" w:cs="Times New Roman"/>
+          <w:b/>
+          <w:bCs/>
+        </w:rPr>
+        <w:t>Discussion. Page 13 line</w:t>
+      </w:r>
+      <w:r>
+        <w:rPr>
+          <w:rFonts w:ascii="Times New Roman" w:hAnsi="Times New Roman" w:cs="Times New Roman"/>
+          <w:b/>
+          <w:bCs/>
+        </w:rPr>
+        <w:t>s</w:t>
+      </w:r>
+      <w:r>
+        <w:rPr>
+          <w:rFonts w:ascii="Times New Roman" w:hAnsi="Times New Roman" w:cs="Times New Roman"/>
+          <w:b/>
+          <w:bCs/>
+        </w:rPr>
+        <w:t xml:space="preserve"> 285-286:</w:t>
       </w:r>
       <w:r>
         <w:rPr>
@@ -1873,30 +2316,70 @@
         <w:rPr>
           <w:rFonts w:ascii="Times New Roman" w:hAnsi="Times New Roman" w:cs="Times New Roman"/>
         </w:rPr>
-        <w:t>Telemetric studies? If so, this adjective would be informative to the reader.</w:t>
-      </w:r>
-    </w:p>
-    <w:p>
-      <w:pPr>
-        <w:rPr>
-          <w:rFonts w:ascii="Times New Roman" w:hAnsi="Times New Roman" w:cs="Times New Roman"/>
-        </w:rPr>
-      </w:pPr>
-      <w:r>
-        <w:rPr>
-          <w:rFonts w:ascii="Times New Roman" w:hAnsi="Times New Roman" w:cs="Times New Roman"/>
-          <w:b/>
-          <w:bCs/>
-        </w:rPr>
-        <w:t>Materials and Methods</w:t>
-      </w:r>
-      <w:r>
-        <w:rPr>
-          <w:rFonts w:ascii="Times New Roman" w:hAnsi="Times New Roman" w:cs="Times New Roman"/>
-          <w:b/>
-          <w:bCs/>
-        </w:rPr>
-        <w:t>. Page 5 line 98:</w:t>
+        <w:t>Could be just me, but I did not come away from the Results section thinking this. Even after rereading the Results section for a second time...</w:t>
+      </w:r>
+    </w:p>
+    <w:p>
+      <w:pPr>
+        <w:rPr>
+          <w:rFonts w:ascii="Times New Roman" w:hAnsi="Times New Roman" w:cs="Times New Roman"/>
+        </w:rPr>
+      </w:pPr>
+      <w:r>
+        <w:rPr>
+          <w:rFonts w:ascii="Times New Roman" w:hAnsi="Times New Roman" w:cs="Times New Roman"/>
+          <w:b/>
+          <w:bCs/>
+        </w:rPr>
+        <w:t>Discussion. Page 13 line</w:t>
+      </w:r>
+      <w:r>
+        <w:rPr>
+          <w:rFonts w:ascii="Times New Roman" w:hAnsi="Times New Roman" w:cs="Times New Roman"/>
+          <w:b/>
+          <w:bCs/>
+        </w:rPr>
+        <w:t>s</w:t>
+      </w:r>
+      <w:r>
+        <w:rPr>
+          <w:rFonts w:ascii="Times New Roman" w:hAnsi="Times New Roman" w:cs="Times New Roman"/>
+          <w:b/>
+          <w:bCs/>
+        </w:rPr>
+        <w:t xml:space="preserve"> 28</w:t>
+      </w:r>
+      <w:r>
+        <w:rPr>
+          <w:rFonts w:ascii="Times New Roman" w:hAnsi="Times New Roman" w:cs="Times New Roman"/>
+          <w:b/>
+          <w:bCs/>
+        </w:rPr>
+        <w:t>8</w:t>
+      </w:r>
+      <w:r>
+        <w:rPr>
+          <w:rFonts w:ascii="Times New Roman" w:hAnsi="Times New Roman" w:cs="Times New Roman"/>
+          <w:b/>
+          <w:bCs/>
+        </w:rPr>
+        <w:t>-28</w:t>
+      </w:r>
+      <w:r>
+        <w:rPr>
+          <w:rFonts w:ascii="Times New Roman" w:hAnsi="Times New Roman" w:cs="Times New Roman"/>
+          <w:b/>
+          <w:bCs/>
+        </w:rPr>
+        <w:t>9</w:t>
+      </w:r>
+      <w:r>
+        <w:rPr>
+          <w:rFonts w:ascii="Times New Roman" w:hAnsi="Times New Roman" w:cs="Times New Roman"/>
+          <w:b/>
+          <w:bCs/>
+        </w:rPr>
+        <w:t>:</w:t>
       </w:r>
       <w:r>
         <w:rPr>
@@ -1908,235 +2391,82 @@
         <w:rPr>
           <w:rFonts w:ascii="Times New Roman" w:hAnsi="Times New Roman" w:cs="Times New Roman"/>
         </w:rPr>
-        <w:t xml:space="preserve">This figure </w:t>
-      </w:r>
-      <w:r>
-        <w:rPr>
-          <w:rFonts w:ascii="Times New Roman" w:hAnsi="Times New Roman" w:cs="Times New Roman"/>
-        </w:rPr>
-        <w:t xml:space="preserve">(figure 1) </w:t>
-      </w:r>
-      <w:r>
-        <w:rPr>
-          <w:rFonts w:ascii="Times New Roman" w:hAnsi="Times New Roman" w:cs="Times New Roman"/>
-        </w:rPr>
-        <w:t>could be SI in my opinion.</w:t>
-      </w:r>
-    </w:p>
-    <w:p>
-      <w:pPr>
-        <w:rPr>
-          <w:rFonts w:ascii="Times New Roman" w:hAnsi="Times New Roman" w:cs="Times New Roman"/>
-          <w:color w:val="0432FF"/>
-        </w:rPr>
-      </w:pPr>
-      <w:r>
-        <w:rPr>
-          <w:rFonts w:ascii="Times New Roman" w:hAnsi="Times New Roman" w:cs="Times New Roman"/>
-          <w:color w:val="0432FF"/>
-        </w:rPr>
-        <w:t>Maybe swap for map?</w:t>
-      </w:r>
-      <w:r>
-        <w:rPr>
-          <w:rFonts w:ascii="Times New Roman" w:hAnsi="Times New Roman" w:cs="Times New Roman"/>
-          <w:color w:val="0432FF"/>
-        </w:rPr>
-        <w:t xml:space="preserve"> Help show we searched everywhere.</w:t>
-      </w:r>
-    </w:p>
-    <w:p>
-      <w:pPr>
-        <w:rPr>
-          <w:rFonts w:ascii="Times New Roman" w:hAnsi="Times New Roman" w:cs="Times New Roman"/>
-        </w:rPr>
-      </w:pPr>
-      <w:r>
-        <w:rPr>
-          <w:rFonts w:ascii="Times New Roman" w:hAnsi="Times New Roman" w:cs="Times New Roman"/>
-          <w:b/>
-          <w:bCs/>
-        </w:rPr>
-        <w:t>Materials and Methods</w:t>
-      </w:r>
-      <w:r>
-        <w:rPr>
-          <w:rFonts w:ascii="Times New Roman" w:hAnsi="Times New Roman" w:cs="Times New Roman"/>
-          <w:b/>
-          <w:bCs/>
-        </w:rPr>
-        <w:t>. Page 5 line 101 (section describing field collection):</w:t>
-      </w:r>
+        <w:t xml:space="preserve">The authors state there was no selection, </w:t>
+      </w:r>
+      <w:proofErr w:type="gramStart"/>
+      <w:r>
+        <w:rPr>
+          <w:rFonts w:ascii="Times New Roman" w:hAnsi="Times New Roman" w:cs="Times New Roman"/>
+        </w:rPr>
+        <w:t>than</w:t>
+      </w:r>
+      <w:proofErr w:type="gramEnd"/>
       <w:r>
         <w:rPr>
           <w:rFonts w:ascii="Times New Roman" w:hAnsi="Times New Roman" w:cs="Times New Roman"/>
         </w:rPr>
         <w:t xml:space="preserve"> </w:t>
       </w:r>
-      <w:r>
-        <w:rPr>
-          <w:rFonts w:ascii="Times New Roman" w:hAnsi="Times New Roman" w:cs="Times New Roman"/>
-        </w:rPr>
-        <w:t>A lot of important information left out here. How often and how long were areas searched? What was the searching strategy? Searching veg? Just open path? Effort allocation? Design of the paths searched? Was the whole search at will of the surveyor? All of these details and other relevant pieces of information need to be included here. Basically, be a complete pedant here and describe everything in terms of how you searched for snakes. Because the study is not telemetric, it seems like if there is not a formal design here, this could induce bias.</w:t>
-      </w:r>
-    </w:p>
-    <w:p>
-      <w:pPr>
-        <w:rPr>
-          <w:rFonts w:ascii="Times New Roman" w:hAnsi="Times New Roman" w:cs="Times New Roman"/>
-        </w:rPr>
-      </w:pPr>
-      <w:r>
-        <w:rPr>
-          <w:rFonts w:ascii="Times New Roman" w:hAnsi="Times New Roman" w:cs="Times New Roman"/>
-          <w:b/>
-          <w:bCs/>
-        </w:rPr>
-        <w:t>Materials and Methods</w:t>
-      </w:r>
-      <w:r>
-        <w:rPr>
-          <w:rFonts w:ascii="Times New Roman" w:hAnsi="Times New Roman" w:cs="Times New Roman"/>
-          <w:b/>
-          <w:bCs/>
-        </w:rPr>
-        <w:t xml:space="preserve">. Page 5 lines 103-105: </w:t>
-      </w:r>
-      <w:r>
-        <w:rPr>
-          <w:rFonts w:ascii="Times New Roman" w:hAnsi="Times New Roman" w:cs="Times New Roman"/>
-        </w:rPr>
-        <w:t>Was a scale trimmed to also know if an animal shed a PIT tag? I feel like I’ve heard of that happening in cottonmouths before.</w:t>
-      </w:r>
-    </w:p>
-    <w:p>
-      <w:pPr>
-        <w:rPr>
-          <w:rFonts w:ascii="Times New Roman" w:hAnsi="Times New Roman" w:cs="Times New Roman"/>
-        </w:rPr>
-      </w:pPr>
-      <w:r>
-        <w:rPr>
-          <w:rFonts w:ascii="Times New Roman" w:hAnsi="Times New Roman" w:cs="Times New Roman"/>
-          <w:b/>
-          <w:bCs/>
-        </w:rPr>
-        <w:t>Materials and Methods</w:t>
-      </w:r>
-      <w:r>
-        <w:rPr>
-          <w:rFonts w:ascii="Times New Roman" w:hAnsi="Times New Roman" w:cs="Times New Roman"/>
-          <w:b/>
-          <w:bCs/>
-        </w:rPr>
-        <w:t xml:space="preserve">. Page 5 lines 114-115: </w:t>
-      </w:r>
-      <w:r>
-        <w:rPr>
-          <w:rFonts w:ascii="Times New Roman" w:hAnsi="Times New Roman" w:cs="Times New Roman"/>
-        </w:rPr>
-        <w:t>Be interesting to know what proportion of females were gravid. Hopefully in the Results. I’ve always found it interesting noting how some areas have near 100% gravid rate, others not so much...</w:t>
-      </w:r>
-    </w:p>
-    <w:p>
-      <w:pPr>
-        <w:rPr>
-          <w:rFonts w:ascii="Times New Roman" w:hAnsi="Times New Roman" w:cs="Times New Roman"/>
-        </w:rPr>
-      </w:pPr>
-      <w:r>
-        <w:rPr>
-          <w:rFonts w:ascii="Times New Roman" w:hAnsi="Times New Roman" w:cs="Times New Roman"/>
-          <w:b/>
-          <w:bCs/>
-        </w:rPr>
-        <w:t>Materials and Methods</w:t>
-      </w:r>
-      <w:r>
-        <w:rPr>
-          <w:rFonts w:ascii="Times New Roman" w:hAnsi="Times New Roman" w:cs="Times New Roman"/>
-          <w:b/>
-          <w:bCs/>
-        </w:rPr>
-        <w:t xml:space="preserve">. Page 6 line 128: </w:t>
-      </w:r>
-      <w:r>
-        <w:rPr>
-          <w:rFonts w:ascii="Times New Roman" w:hAnsi="Times New Roman" w:cs="Times New Roman"/>
-        </w:rPr>
-        <w:t xml:space="preserve">Unfortunately, the whole premise of the paper appears to be based on documenting the full range of what cottonmouths “select”, but I fear that this is likely biased given there are likely areas cottonmouths select where cottonmouths are less detectable to humans. This may be a major issue given the framing of this paper.  </w:t>
-      </w:r>
-    </w:p>
-    <w:p>
-      <w:pPr>
-        <w:rPr>
-          <w:rFonts w:ascii="Times New Roman" w:hAnsi="Times New Roman" w:cs="Times New Roman"/>
-        </w:rPr>
-      </w:pPr>
-      <w:r>
-        <w:rPr>
-          <w:rFonts w:ascii="Times New Roman" w:hAnsi="Times New Roman" w:cs="Times New Roman"/>
-          <w:b/>
-          <w:bCs/>
-        </w:rPr>
-        <w:t>Materials and Methods</w:t>
-      </w:r>
-      <w:r>
-        <w:rPr>
-          <w:rFonts w:ascii="Times New Roman" w:hAnsi="Times New Roman" w:cs="Times New Roman"/>
-          <w:b/>
-          <w:bCs/>
-        </w:rPr>
-        <w:t xml:space="preserve">. Page 7 line 156: </w:t>
-      </w:r>
-      <w:r>
-        <w:rPr>
-          <w:rFonts w:ascii="Times New Roman" w:hAnsi="Times New Roman" w:cs="Times New Roman"/>
-        </w:rPr>
-        <w:t>More conventional to put acronym</w:t>
-      </w:r>
-      <w:r>
-        <w:rPr>
-          <w:rFonts w:ascii="Times New Roman" w:hAnsi="Times New Roman" w:cs="Times New Roman"/>
-        </w:rPr>
-        <w:t xml:space="preserve"> (of statistical test)</w:t>
-      </w:r>
-      <w:r>
-        <w:rPr>
-          <w:rFonts w:ascii="Times New Roman" w:hAnsi="Times New Roman" w:cs="Times New Roman"/>
-        </w:rPr>
-        <w:t xml:space="preserve"> in parentheses.</w:t>
-      </w:r>
-    </w:p>
-    <w:p>
-      <w:pPr>
-        <w:rPr>
-          <w:rFonts w:ascii="Times New Roman" w:hAnsi="Times New Roman" w:cs="Times New Roman"/>
-        </w:rPr>
-      </w:pPr>
-      <w:r>
-        <w:rPr>
-          <w:rFonts w:ascii="Times New Roman" w:hAnsi="Times New Roman" w:cs="Times New Roman"/>
-          <w:b/>
-          <w:bCs/>
-        </w:rPr>
-        <w:t>Discussion. Page 13 line</w:t>
-      </w:r>
-      <w:r>
-        <w:rPr>
-          <w:rFonts w:ascii="Times New Roman" w:hAnsi="Times New Roman" w:cs="Times New Roman"/>
-          <w:b/>
-          <w:bCs/>
-        </w:rPr>
-        <w:t>s</w:t>
-      </w:r>
-      <w:r>
-        <w:rPr>
-          <w:rFonts w:ascii="Times New Roman" w:hAnsi="Times New Roman" w:cs="Times New Roman"/>
-          <w:b/>
-          <w:bCs/>
-        </w:rPr>
-        <w:t xml:space="preserve"> 285-286:</w:t>
+      <w:proofErr w:type="gramStart"/>
+      <w:r>
+        <w:rPr>
+          <w:rFonts w:ascii="Times New Roman" w:hAnsi="Times New Roman" w:cs="Times New Roman"/>
+        </w:rPr>
+        <w:t>that multivariate methods</w:t>
+      </w:r>
+      <w:proofErr w:type="gramEnd"/>
+      <w:r>
+        <w:rPr>
+          <w:rFonts w:ascii="Times New Roman" w:hAnsi="Times New Roman" w:cs="Times New Roman"/>
+        </w:rPr>
+        <w:t xml:space="preserve"> suggested selection, but this result is...just do to them selecting specific areas during the active season. Little bit of mental gymnastics there. IMO, cottonmouths appeared to be selecting certain habitats...</w:t>
+      </w:r>
+    </w:p>
+    <w:p>
+      <w:pPr>
+        <w:rPr>
+          <w:rFonts w:ascii="Times New Roman" w:hAnsi="Times New Roman" w:cs="Times New Roman"/>
+        </w:rPr>
+      </w:pPr>
+      <w:r>
+        <w:rPr>
+          <w:rFonts w:ascii="Times New Roman" w:hAnsi="Times New Roman" w:cs="Times New Roman"/>
+          <w:b/>
+          <w:bCs/>
+        </w:rPr>
+        <w:t>Discussion. Page 1</w:t>
+      </w:r>
+      <w:r>
+        <w:rPr>
+          <w:rFonts w:ascii="Times New Roman" w:hAnsi="Times New Roman" w:cs="Times New Roman"/>
+          <w:b/>
+          <w:bCs/>
+        </w:rPr>
+        <w:t>4</w:t>
+      </w:r>
+      <w:r>
+        <w:rPr>
+          <w:rFonts w:ascii="Times New Roman" w:hAnsi="Times New Roman" w:cs="Times New Roman"/>
+          <w:b/>
+          <w:bCs/>
+        </w:rPr>
+        <w:t xml:space="preserve"> line</w:t>
+      </w:r>
+      <w:r>
+        <w:rPr>
+          <w:rFonts w:ascii="Times New Roman" w:hAnsi="Times New Roman" w:cs="Times New Roman"/>
+          <w:b/>
+          <w:bCs/>
+        </w:rPr>
+        <w:t xml:space="preserve"> 307</w:t>
+      </w:r>
+      <w:r>
+        <w:rPr>
+          <w:rFonts w:ascii="Times New Roman" w:hAnsi="Times New Roman" w:cs="Times New Roman"/>
+          <w:b/>
+          <w:bCs/>
+        </w:rPr>
+        <w:t>:</w:t>
       </w:r>
       <w:r>
         <w:rPr>
@@ -2148,62 +2478,46 @@
         <w:rPr>
           <w:rFonts w:ascii="Times New Roman" w:hAnsi="Times New Roman" w:cs="Times New Roman"/>
         </w:rPr>
-        <w:t>Could be just me, but I did not come away from the Results section thinking this. Even after rereading the Results section for a second time...</w:t>
-      </w:r>
-    </w:p>
-    <w:p>
-      <w:pPr>
-        <w:rPr>
-          <w:rFonts w:ascii="Times New Roman" w:hAnsi="Times New Roman" w:cs="Times New Roman"/>
-        </w:rPr>
-      </w:pPr>
-      <w:r>
-        <w:rPr>
-          <w:rFonts w:ascii="Times New Roman" w:hAnsi="Times New Roman" w:cs="Times New Roman"/>
-          <w:b/>
-          <w:bCs/>
-        </w:rPr>
-        <w:t>Discussion. Page 13 line</w:t>
-      </w:r>
-      <w:r>
-        <w:rPr>
-          <w:rFonts w:ascii="Times New Roman" w:hAnsi="Times New Roman" w:cs="Times New Roman"/>
-          <w:b/>
-          <w:bCs/>
-        </w:rPr>
-        <w:t>s</w:t>
-      </w:r>
-      <w:r>
-        <w:rPr>
-          <w:rFonts w:ascii="Times New Roman" w:hAnsi="Times New Roman" w:cs="Times New Roman"/>
-          <w:b/>
-          <w:bCs/>
-        </w:rPr>
-        <w:t xml:space="preserve"> 28</w:t>
-      </w:r>
-      <w:r>
-        <w:rPr>
-          <w:rFonts w:ascii="Times New Roman" w:hAnsi="Times New Roman" w:cs="Times New Roman"/>
-          <w:b/>
-          <w:bCs/>
-        </w:rPr>
-        <w:t>8</w:t>
-      </w:r>
-      <w:r>
-        <w:rPr>
-          <w:rFonts w:ascii="Times New Roman" w:hAnsi="Times New Roman" w:cs="Times New Roman"/>
-          <w:b/>
-          <w:bCs/>
-        </w:rPr>
-        <w:t>-28</w:t>
-      </w:r>
-      <w:r>
-        <w:rPr>
-          <w:rFonts w:ascii="Times New Roman" w:hAnsi="Times New Roman" w:cs="Times New Roman"/>
-          <w:b/>
-          <w:bCs/>
-        </w:rPr>
-        <w:t>9</w:t>
+        <w:t>Not including gravid females, correct?</w:t>
+      </w:r>
+    </w:p>
+    <w:p>
+      <w:pPr>
+        <w:rPr>
+          <w:rFonts w:ascii="Times New Roman" w:hAnsi="Times New Roman" w:cs="Times New Roman"/>
+        </w:rPr>
+      </w:pPr>
+      <w:r>
+        <w:rPr>
+          <w:rFonts w:ascii="Times New Roman" w:hAnsi="Times New Roman" w:cs="Times New Roman"/>
+          <w:b/>
+          <w:bCs/>
+        </w:rPr>
+        <w:t>Discussion. Page 1</w:t>
+      </w:r>
+      <w:r>
+        <w:rPr>
+          <w:rFonts w:ascii="Times New Roman" w:hAnsi="Times New Roman" w:cs="Times New Roman"/>
+          <w:b/>
+          <w:bCs/>
+        </w:rPr>
+        <w:t>4</w:t>
+      </w:r>
+      <w:r>
+        <w:rPr>
+          <w:rFonts w:ascii="Times New Roman" w:hAnsi="Times New Roman" w:cs="Times New Roman"/>
+          <w:b/>
+          <w:bCs/>
+        </w:rPr>
+        <w:t xml:space="preserve"> line</w:t>
+      </w:r>
+      <w:r>
+        <w:rPr>
+          <w:rFonts w:ascii="Times New Roman" w:hAnsi="Times New Roman" w:cs="Times New Roman"/>
+          <w:b/>
+          <w:bCs/>
+        </w:rPr>
+        <w:t>s 312-314</w:t>
       </w:r>
       <w:r>
         <w:rPr>
@@ -2223,219 +2537,66 @@
         <w:rPr>
           <w:rFonts w:ascii="Times New Roman" w:hAnsi="Times New Roman" w:cs="Times New Roman"/>
         </w:rPr>
-        <w:t xml:space="preserve">The authors state there was no selection, </w:t>
-      </w:r>
-      <w:proofErr w:type="gramStart"/>
-      <w:r>
-        <w:rPr>
-          <w:rFonts w:ascii="Times New Roman" w:hAnsi="Times New Roman" w:cs="Times New Roman"/>
-        </w:rPr>
-        <w:t>than</w:t>
-      </w:r>
-      <w:proofErr w:type="gramEnd"/>
+        <w:t>But didn’t the authors just say in the beginning of the paragraph that they found no variation between sexes? This is confusing, even after rereading a few times.</w:t>
+      </w:r>
+    </w:p>
+    <w:p>
+      <w:pPr>
+        <w:rPr>
+          <w:rFonts w:ascii="Times New Roman" w:hAnsi="Times New Roman" w:cs="Times New Roman"/>
+        </w:rPr>
+      </w:pPr>
+      <w:r>
+        <w:rPr>
+          <w:rFonts w:ascii="Times New Roman" w:hAnsi="Times New Roman" w:cs="Times New Roman"/>
+          <w:b/>
+          <w:bCs/>
+        </w:rPr>
+        <w:t>Discussion. Page 1</w:t>
+      </w:r>
+      <w:r>
+        <w:rPr>
+          <w:rFonts w:ascii="Times New Roman" w:hAnsi="Times New Roman" w:cs="Times New Roman"/>
+          <w:b/>
+          <w:bCs/>
+        </w:rPr>
+        <w:t>4</w:t>
+      </w:r>
+      <w:r>
+        <w:rPr>
+          <w:rFonts w:ascii="Times New Roman" w:hAnsi="Times New Roman" w:cs="Times New Roman"/>
+          <w:b/>
+          <w:bCs/>
+        </w:rPr>
+        <w:t xml:space="preserve"> line</w:t>
+      </w:r>
+      <w:r>
+        <w:rPr>
+          <w:rFonts w:ascii="Times New Roman" w:hAnsi="Times New Roman" w:cs="Times New Roman"/>
+          <w:b/>
+          <w:bCs/>
+        </w:rPr>
+        <w:t>s 319-321</w:t>
+      </w:r>
+      <w:r>
+        <w:rPr>
+          <w:rFonts w:ascii="Times New Roman" w:hAnsi="Times New Roman" w:cs="Times New Roman"/>
+          <w:b/>
+          <w:bCs/>
+        </w:rPr>
+        <w:t>:</w:t>
+      </w:r>
       <w:r>
         <w:rPr>
           <w:rFonts w:ascii="Times New Roman" w:hAnsi="Times New Roman" w:cs="Times New Roman"/>
         </w:rPr>
         <w:t xml:space="preserve"> </w:t>
       </w:r>
-      <w:proofErr w:type="gramStart"/>
-      <w:r>
-        <w:rPr>
-          <w:rFonts w:ascii="Times New Roman" w:hAnsi="Times New Roman" w:cs="Times New Roman"/>
-        </w:rPr>
-        <w:t>that multivariate methods</w:t>
-      </w:r>
-      <w:proofErr w:type="gramEnd"/>
-      <w:r>
-        <w:rPr>
-          <w:rFonts w:ascii="Times New Roman" w:hAnsi="Times New Roman" w:cs="Times New Roman"/>
-        </w:rPr>
-        <w:t xml:space="preserve"> suggested selection, but this result is...just do to them selecting specific areas during the active season. Little bit of mental gymnastics there. IMO, cottonmouths appeared to be selecting certain habitats...</w:t>
-      </w:r>
-    </w:p>
-    <w:p>
-      <w:pPr>
-        <w:rPr>
-          <w:rFonts w:ascii="Times New Roman" w:hAnsi="Times New Roman" w:cs="Times New Roman"/>
-        </w:rPr>
-      </w:pPr>
-      <w:r>
-        <w:rPr>
-          <w:rFonts w:ascii="Times New Roman" w:hAnsi="Times New Roman" w:cs="Times New Roman"/>
-          <w:b/>
-          <w:bCs/>
-        </w:rPr>
-        <w:t>Discussion. Page 1</w:t>
-      </w:r>
-      <w:r>
-        <w:rPr>
-          <w:rFonts w:ascii="Times New Roman" w:hAnsi="Times New Roman" w:cs="Times New Roman"/>
-          <w:b/>
-          <w:bCs/>
-        </w:rPr>
-        <w:t>4</w:t>
-      </w:r>
-      <w:r>
-        <w:rPr>
-          <w:rFonts w:ascii="Times New Roman" w:hAnsi="Times New Roman" w:cs="Times New Roman"/>
-          <w:b/>
-          <w:bCs/>
-        </w:rPr>
-        <w:t xml:space="preserve"> line</w:t>
-      </w:r>
-      <w:r>
-        <w:rPr>
-          <w:rFonts w:ascii="Times New Roman" w:hAnsi="Times New Roman" w:cs="Times New Roman"/>
-          <w:b/>
-          <w:bCs/>
-        </w:rPr>
-        <w:t xml:space="preserve"> 307</w:t>
-      </w:r>
-      <w:r>
-        <w:rPr>
-          <w:rFonts w:ascii="Times New Roman" w:hAnsi="Times New Roman" w:cs="Times New Roman"/>
-          <w:b/>
-          <w:bCs/>
-        </w:rPr>
-        <w:t>:</w:t>
-      </w:r>
-      <w:r>
-        <w:rPr>
-          <w:rFonts w:ascii="Times New Roman" w:hAnsi="Times New Roman" w:cs="Times New Roman"/>
-        </w:rPr>
-        <w:t xml:space="preserve"> </w:t>
-      </w:r>
-      <w:r>
-        <w:rPr>
-          <w:rFonts w:ascii="Times New Roman" w:hAnsi="Times New Roman" w:cs="Times New Roman"/>
-        </w:rPr>
-        <w:t>Not including gravid females, correct?</w:t>
-      </w:r>
-    </w:p>
-    <w:p>
-      <w:pPr>
-        <w:rPr>
-          <w:rFonts w:ascii="Times New Roman" w:hAnsi="Times New Roman" w:cs="Times New Roman"/>
-        </w:rPr>
-      </w:pPr>
-      <w:r>
-        <w:rPr>
-          <w:rFonts w:ascii="Times New Roman" w:hAnsi="Times New Roman" w:cs="Times New Roman"/>
-          <w:b/>
-          <w:bCs/>
-        </w:rPr>
-        <w:t>Discussion. Page 1</w:t>
-      </w:r>
-      <w:r>
-        <w:rPr>
-          <w:rFonts w:ascii="Times New Roman" w:hAnsi="Times New Roman" w:cs="Times New Roman"/>
-          <w:b/>
-          <w:bCs/>
-        </w:rPr>
-        <w:t>4</w:t>
-      </w:r>
-      <w:r>
-        <w:rPr>
-          <w:rFonts w:ascii="Times New Roman" w:hAnsi="Times New Roman" w:cs="Times New Roman"/>
-          <w:b/>
-          <w:bCs/>
-        </w:rPr>
-        <w:t xml:space="preserve"> line</w:t>
-      </w:r>
-      <w:r>
-        <w:rPr>
-          <w:rFonts w:ascii="Times New Roman" w:hAnsi="Times New Roman" w:cs="Times New Roman"/>
-          <w:b/>
-          <w:bCs/>
-        </w:rPr>
-        <w:t>s 312-314</w:t>
-      </w:r>
-      <w:r>
-        <w:rPr>
-          <w:rFonts w:ascii="Times New Roman" w:hAnsi="Times New Roman" w:cs="Times New Roman"/>
-          <w:b/>
-          <w:bCs/>
-        </w:rPr>
-        <w:t>:</w:t>
-      </w:r>
-      <w:r>
-        <w:rPr>
-          <w:rFonts w:ascii="Times New Roman" w:hAnsi="Times New Roman" w:cs="Times New Roman"/>
-        </w:rPr>
-        <w:t xml:space="preserve"> </w:t>
-      </w:r>
-      <w:r>
-        <w:rPr>
-          <w:rFonts w:ascii="Times New Roman" w:hAnsi="Times New Roman" w:cs="Times New Roman"/>
-        </w:rPr>
-        <w:t>But didn’t the authors just say in the beginning of the paragraph that they found no variation between sexes? This is confusing, even after rereading a few times.</w:t>
-      </w:r>
-    </w:p>
-    <w:p>
-      <w:pPr>
-        <w:rPr>
-          <w:rFonts w:ascii="Times New Roman" w:hAnsi="Times New Roman" w:cs="Times New Roman"/>
-        </w:rPr>
-      </w:pPr>
-      <w:r>
-        <w:rPr>
-          <w:rFonts w:ascii="Times New Roman" w:hAnsi="Times New Roman" w:cs="Times New Roman"/>
-          <w:b/>
-          <w:bCs/>
-        </w:rPr>
-        <w:t>Discussion. Page 1</w:t>
-      </w:r>
-      <w:r>
-        <w:rPr>
-          <w:rFonts w:ascii="Times New Roman" w:hAnsi="Times New Roman" w:cs="Times New Roman"/>
-          <w:b/>
-          <w:bCs/>
-        </w:rPr>
-        <w:t>4</w:t>
-      </w:r>
-      <w:r>
-        <w:rPr>
-          <w:rFonts w:ascii="Times New Roman" w:hAnsi="Times New Roman" w:cs="Times New Roman"/>
-          <w:b/>
-          <w:bCs/>
-        </w:rPr>
-        <w:t xml:space="preserve"> line</w:t>
-      </w:r>
-      <w:r>
-        <w:rPr>
-          <w:rFonts w:ascii="Times New Roman" w:hAnsi="Times New Roman" w:cs="Times New Roman"/>
-          <w:b/>
-          <w:bCs/>
-        </w:rPr>
-        <w:t>s 319-321</w:t>
-      </w:r>
-      <w:r>
-        <w:rPr>
-          <w:rFonts w:ascii="Times New Roman" w:hAnsi="Times New Roman" w:cs="Times New Roman"/>
-          <w:b/>
-          <w:bCs/>
-        </w:rPr>
-        <w:t>:</w:t>
-      </w:r>
-      <w:r>
-        <w:rPr>
-          <w:rFonts w:ascii="Times New Roman" w:hAnsi="Times New Roman" w:cs="Times New Roman"/>
-        </w:rPr>
-        <w:t xml:space="preserve"> </w:t>
-      </w:r>
-      <w:r>
-        <w:rPr>
-          <w:rFonts w:ascii="Times New Roman" w:hAnsi="Times New Roman" w:cs="Times New Roman"/>
-        </w:rPr>
-        <w:t xml:space="preserve">As I am Delisle, I will self-admit some things….First, my cottonmouth habitat selection paper you reference here and another paper I published on </w:t>
-      </w:r>
-      <w:r>
-        <w:rPr>
-          <w:rFonts w:ascii="Times New Roman" w:hAnsi="Times New Roman" w:cs="Times New Roman"/>
-        </w:rPr>
-        <w:lastRenderedPageBreak/>
-        <w:t>cottonmouth spatial ecology in Ecosphere should have been combined into a single paper (but I was advised to get “as many papers as possible” during my Masters). Anyways, that spatial ecology paper in Ecosphere will also show that male spatial behavior (and presumably habitat selection) was at least partially driven by reproduction, e.g., males followed females to parturition sites and bred them after parturition (this happened regularly in the fall). At least, that is what I recollect. NOTE: I am not self-promoting here, just saying there is another reference out here that will link cottonmouths to this sentence.</w:t>
+      <w:r>
+        <w:rPr>
+          <w:rFonts w:ascii="Times New Roman" w:hAnsi="Times New Roman" w:cs="Times New Roman"/>
+        </w:rPr>
+        <w:t>As I am Delisle, I will self-admit some things….First, my cottonmouth habitat selection paper you reference here and another paper I published on cottonmouth spatial ecology in Ecosphere should have been combined into a single paper (but I was advised to get “as many papers as possible” during my Masters). Anyways, that spatial ecology paper in Ecosphere will also show that male spatial behavior (and presumably habitat selection) was at least partially driven by reproduction, e.g., males followed females to parturition sites and bred them after parturition (this happened regularly in the fall). At least, that is what I recollect. NOTE: I am not self-promoting here, just saying there is another reference out here that will link cottonmouths to this sentence.</w:t>
       </w:r>
     </w:p>
     <w:p>
@@ -3371,7 +3532,7 @@
 </file>
 
 <file path=word/styles.xml><?xml version="1.0" encoding="utf-8"?>
-<w:styles xmlns:mc="http://schemas.openxmlformats.org/markup-compatibility/2006" xmlns:r="http://schemas.openxmlformats.org/officeDocument/2006/relationships" xmlns:w="http://schemas.openxmlformats.org/wordprocessingml/2006/main" xmlns:w14="http://schemas.microsoft.com/office/word/2010/wordml" xmlns:w15="http://schemas.microsoft.com/office/word/2012/wordml" xmlns:w16cex="http://schemas.microsoft.com/office/word/2018/wordml/cex" xmlns:w16cid="http://schemas.microsoft.com/office/word/2016/wordml/cid" xmlns:w16="http://schemas.microsoft.com/office/word/2018/wordml" xmlns:w16du="http://schemas.microsoft.com/office/word/2023/wordml/word16du" xmlns:w16sdtdh="http://schemas.microsoft.com/office/word/2020/wordml/sdtdatahash" xmlns:w16sdtfl="http://schemas.microsoft.com/office/word/2024/wordml/sdtformatlock" xmlns:w16se="http://schemas.microsoft.com/office/word/2015/wordml/symex" mc:Ignorable="w14 w15 w16se w16cid w16 w16cex w16sdtdh w16sdtfl w16du">
+<w:styles xmlns:mc="http://schemas.openxmlformats.org/markup-compatibility/2006" xmlns:r="http://schemas.openxmlformats.org/officeDocument/2006/relationships" xmlns:w="http://schemas.openxmlformats.org/wordprocessingml/2006/main" xmlns:w14="http://schemas.microsoft.com/office/word/2010/wordml" xmlns:w15="http://schemas.microsoft.com/office/word/2012/wordml" xmlns:w16cex="http://schemas.microsoft.com/office/word/2018/wordml/cex" xmlns:w16cid="http://schemas.microsoft.com/office/word/2016/wordml/cid" xmlns:w16="http://schemas.microsoft.com/office/word/2018/wordml" xmlns:w16sdtdh="http://schemas.microsoft.com/office/word/2020/wordml/sdtdatahash" xmlns:w16sdtfl="http://schemas.microsoft.com/office/word/2024/wordml/sdtformatlock" xmlns:w16se="http://schemas.microsoft.com/office/word/2015/wordml/symex" xmlns:w16du="http://schemas.microsoft.com/office/word/2023/wordml/word16du" mc:Ignorable="w14 w15 w16se w16cid w16 w16cex w16sdtdh w16sdtfl w16du">
   <w:docDefaults>
     <w:rPrDefault>
       <w:rPr>
@@ -3971,6 +4132,7 @@
   <w:style w:type="character" w:default="1" w:styleId="DefaultParagraphFont">
     <w:name w:val="Default Paragraph Font"/>
     <w:uiPriority w:val="1"/>
+    <w:semiHidden/>
     <w:unhideWhenUsed/>
   </w:style>
   <w:style w:type="table" w:default="1" w:styleId="TableNormal">

--- a/1-manuscript-current/1-HCB Revised 2026/HCB_2026-018_Rebuttal Comments.docx
+++ b/1-manuscript-current/1-HCB Revised 2026/HCB_2026-018_Rebuttal Comments.docx
@@ -1164,21 +1164,12 @@
         </w:rPr>
         <w:t xml:space="preserve">Both reviewers point out this issue. </w:t>
       </w:r>
-      <w:proofErr w:type="spellStart"/>
-      <w:r>
-        <w:rPr>
-          <w:rFonts w:ascii="Times New Roman" w:hAnsi="Times New Roman" w:cs="Times New Roman"/>
-          <w:color w:val="0432FF"/>
-        </w:rPr>
-        <w:t>We</w:t>
-      </w:r>
-      <w:proofErr w:type="spellEnd"/>
-      <w:r>
-        <w:rPr>
-          <w:rFonts w:ascii="Times New Roman" w:hAnsi="Times New Roman" w:cs="Times New Roman"/>
-          <w:color w:val="0432FF"/>
-        </w:rPr>
-        <w:t xml:space="preserve"> have removed much of the specialist vs generalist wording as it relates </w:t>
+      <w:r>
+        <w:rPr>
+          <w:rFonts w:ascii="Times New Roman" w:hAnsi="Times New Roman" w:cs="Times New Roman"/>
+          <w:color w:val="0432FF"/>
+        </w:rPr>
+        <w:t xml:space="preserve">We have removed much of the specialist vs generalist wording as it relates </w:t>
       </w:r>
       <w:r>
         <w:rPr>
@@ -1321,14 +1312,7 @@
           <w:rFonts w:ascii="Times New Roman" w:hAnsi="Times New Roman" w:cs="Times New Roman"/>
           <w:color w:val="0432FF"/>
         </w:rPr>
-        <w:t xml:space="preserve">In this case, we change “broad” to “generalized” as it seems to be a natural opposite to the term “specialized”. </w:t>
-      </w:r>
-      <w:r>
-        <w:rPr>
-          <w:rFonts w:ascii="Times New Roman" w:hAnsi="Times New Roman" w:cs="Times New Roman"/>
-          <w:color w:val="0432FF"/>
-        </w:rPr>
-        <w:t>We retain these terms as examples of habitat use strategies.</w:t>
+        <w:t>In this case, we change “broad” to “generalized” as it seems to be a natural opposite to the term “specialized”. We retain these terms as examples of habitat use strategies.</w:t>
       </w:r>
     </w:p>
     <w:p>
@@ -1811,6 +1795,19 @@
         </w:rPr>
         <w:t>. Do the authors mean “wetland types”?</w:t>
       </w:r>
+      <w:r>
+        <w:rPr>
+          <w:rFonts w:ascii="Times New Roman" w:hAnsi="Times New Roman" w:cs="Times New Roman"/>
+        </w:rPr>
+        <w:t xml:space="preserve"> </w:t>
+      </w:r>
+      <w:r>
+        <w:rPr>
+          <w:rFonts w:ascii="Times New Roman" w:hAnsi="Times New Roman" w:cs="Times New Roman"/>
+          <w:color w:val="0432FF"/>
+        </w:rPr>
+        <w:t>This was changed to wetland types.</w:t>
+      </w:r>
     </w:p>
     <w:p>
       <w:pPr>
@@ -1862,6 +1859,19 @@
         </w:rPr>
         <w:t xml:space="preserve"> (hypothesize)</w:t>
       </w:r>
+      <w:r>
+        <w:rPr>
+          <w:rFonts w:ascii="Times New Roman" w:hAnsi="Times New Roman" w:cs="Times New Roman"/>
+        </w:rPr>
+        <w:t xml:space="preserve">. </w:t>
+      </w:r>
+      <w:r>
+        <w:rPr>
+          <w:rFonts w:ascii="Times New Roman" w:hAnsi="Times New Roman" w:cs="Times New Roman"/>
+          <w:color w:val="0432FF"/>
+        </w:rPr>
+        <w:t>Changed to hypothesized.</w:t>
+      </w:r>
     </w:p>
     <w:p>
       <w:pPr>
@@ -1907,6 +1917,19 @@
         </w:rPr>
         <w:t>Are there specific predictions with these hypotheses? Otherwise, these kind of read like predictions (not hypotheses) themselves.</w:t>
       </w:r>
+      <w:r>
+        <w:rPr>
+          <w:rFonts w:ascii="Times New Roman" w:hAnsi="Times New Roman" w:cs="Times New Roman"/>
+        </w:rPr>
+        <w:t xml:space="preserve"> </w:t>
+      </w:r>
+      <w:r>
+        <w:rPr>
+          <w:rFonts w:ascii="Times New Roman" w:hAnsi="Times New Roman" w:cs="Times New Roman"/>
+          <w:color w:val="0432FF"/>
+        </w:rPr>
+        <w:t>We have followed hypothesis with stated prediction.</w:t>
+      </w:r>
     </w:p>
     <w:p>
       <w:pPr>
@@ -1984,6 +2007,26 @@
       <w:r>
         <w:rPr>
           <w:rFonts w:ascii="Times New Roman" w:hAnsi="Times New Roman" w:cs="Times New Roman"/>
+          <w:color w:val="0432FF"/>
+        </w:rPr>
+        <w:t>ii and iii were swapped to give more logical order of ideas</w:t>
+      </w:r>
+      <w:r>
+        <w:rPr>
+          <w:rFonts w:ascii="Times New Roman" w:hAnsi="Times New Roman" w:cs="Times New Roman"/>
+        </w:rPr>
+        <w:t>.</w:t>
+      </w:r>
+    </w:p>
+    <w:p>
+      <w:pPr>
+        <w:rPr>
+          <w:rFonts w:ascii="Times New Roman" w:hAnsi="Times New Roman" w:cs="Times New Roman"/>
+        </w:rPr>
+      </w:pPr>
+      <w:r>
+        <w:rPr>
+          <w:rFonts w:ascii="Times New Roman" w:hAnsi="Times New Roman" w:cs="Times New Roman"/>
           <w:b/>
           <w:bCs/>
         </w:rPr>
@@ -2091,6 +2134,15 @@
           <w:color w:val="0432FF"/>
         </w:rPr>
       </w:pPr>
+      <w:proofErr w:type="gramStart"/>
+      <w:r>
+        <w:rPr>
+          <w:rFonts w:ascii="Times New Roman" w:hAnsi="Times New Roman" w:cs="Times New Roman"/>
+          <w:color w:val="0432FF"/>
+        </w:rPr>
+        <w:t>CMG::</w:t>
+      </w:r>
+      <w:proofErr w:type="gramEnd"/>
       <w:r>
         <w:rPr>
           <w:rFonts w:ascii="Times New Roman" w:hAnsi="Times New Roman" w:cs="Times New Roman"/>
@@ -2211,6 +2263,7 @@
           <w:b/>
           <w:bCs/>
         </w:rPr>
+        <w:lastRenderedPageBreak/>
         <w:t>Materials and Methods</w:t>
       </w:r>
       <w:r>
@@ -2225,14 +2278,7 @@
         <w:rPr>
           <w:rFonts w:ascii="Times New Roman" w:hAnsi="Times New Roman" w:cs="Times New Roman"/>
         </w:rPr>
-        <w:t xml:space="preserve">Unfortunately, the whole premise of the paper appears to be based on documenting the full range of what cottonmouths “select”, but I fear that </w:t>
-      </w:r>
-      <w:r>
-        <w:rPr>
-          <w:rFonts w:ascii="Times New Roman" w:hAnsi="Times New Roman" w:cs="Times New Roman"/>
-        </w:rPr>
-        <w:lastRenderedPageBreak/>
-        <w:t xml:space="preserve">this is likely biased given there are likely areas cottonmouths select where cottonmouths are less detectable to humans. This may be a major issue given the framing of this paper.  </w:t>
+        <w:t xml:space="preserve">Unfortunately, the whole premise of the paper appears to be based on documenting the full range of what cottonmouths “select”, but I fear that this is likely biased given there are likely areas cottonmouths select where cottonmouths are less detectable to humans. This may be a major issue given the framing of this paper.  </w:t>
       </w:r>
     </w:p>
     <w:p>
